--- a/RAMON_RODRIGUEZ_2026.docx
+++ b/RAMON_RODRIGUEZ_2026.docx
@@ -6,27 +6,38 @@
       <w:pPr>
         <w:rPr>
           <w:rFonts w:ascii="Arial" w:hAnsi="Arial" w:cs="Arial"/>
-          <w:sz w:val="20"/>
-          <w:szCs w:val="20"/>
-        </w:rPr>
-      </w:pPr>
-      <w:r>
-        <w:rPr>
-          <w:rFonts w:ascii="Arial" w:hAnsi="Arial" w:cs="Arial"/>
-          <w:b/>
-          <w:bCs/>
-          <w:sz w:val="20"/>
-          <w:szCs w:val="20"/>
-        </w:rPr>
-        <w:t>RAMON RODRIGUEZ</w:t>
-      </w:r>
-      <w:r>
-        <w:rPr>
-          <w:rFonts w:ascii="Arial" w:hAnsi="Arial" w:cs="Arial"/>
-          <w:sz w:val="20"/>
-          <w:szCs w:val="20"/>
-        </w:rPr>
-        <w:t xml:space="preserve"> Pembroke Pines, FL | Hybrid / Remote | [Your Phone Number] | [Your Email] | </w:t>
+          <w:b/>
+          <w:bCs/>
+          <w:sz w:val="20"/>
+          <w:szCs w:val="20"/>
+        </w:rPr>
+      </w:pPr>
+      <w:r>
+        <w:rPr>
+          <w:rFonts w:ascii="Arial" w:hAnsi="Arial" w:cs="Arial"/>
+          <w:b/>
+          <w:bCs/>
+          <w:sz w:val="20"/>
+          <w:szCs w:val="20"/>
+        </w:rPr>
+        <w:t>RAMON A. RODRIGUEZ</w:t>
+      </w:r>
+    </w:p>
+    <w:p>
+      <w:pPr>
+        <w:rPr>
+          <w:rFonts w:ascii="Arial" w:hAnsi="Arial" w:cs="Arial"/>
+          <w:sz w:val="20"/>
+          <w:szCs w:val="20"/>
+        </w:rPr>
+      </w:pPr>
+      <w:r>
+        <w:rPr>
+          <w:rFonts w:ascii="Arial" w:hAnsi="Arial" w:cs="Arial"/>
+          <w:sz w:val="20"/>
+          <w:szCs w:val="20"/>
+        </w:rPr>
+        <w:t>Pembroke Pines, FL | Hybrid / Remote | [Phone Number] | [Email] | [</w:t>
       </w:r>
       <w:hyperlink r:id="rId5" w:tgtFrame="_blank" w:history="1">
         <w:r>
@@ -70,22 +81,28 @@
         </w:r>
         <w:proofErr w:type="spellEnd"/>
       </w:hyperlink>
-    </w:p>
-    <w:p>
-      <w:pPr>
-        <w:rPr>
-          <w:rFonts w:ascii="Arial" w:hAnsi="Arial" w:cs="Arial"/>
-          <w:color w:val="EE0000"/>
-          <w:sz w:val="20"/>
-          <w:szCs w:val="20"/>
-        </w:rPr>
-      </w:pPr>
-      <w:r>
-        <w:rPr>
-          <w:rFonts w:ascii="Arial" w:hAnsi="Arial" w:cs="Arial"/>
-          <w:b/>
-          <w:bCs/>
-          <w:color w:val="EE0000"/>
+      <w:r>
+        <w:rPr>
+          <w:rFonts w:ascii="Arial" w:hAnsi="Arial" w:cs="Arial"/>
+          <w:sz w:val="20"/>
+          <w:szCs w:val="20"/>
+        </w:rPr>
+        <w:t>]</w:t>
+      </w:r>
+    </w:p>
+    <w:p>
+      <w:pPr>
+        <w:rPr>
+          <w:rFonts w:ascii="Arial" w:hAnsi="Arial" w:cs="Arial"/>
+          <w:sz w:val="20"/>
+          <w:szCs w:val="20"/>
+        </w:rPr>
+      </w:pPr>
+      <w:r>
+        <w:rPr>
+          <w:rFonts w:ascii="Arial" w:hAnsi="Arial" w:cs="Arial"/>
+          <w:b/>
+          <w:bCs/>
           <w:sz w:val="20"/>
           <w:szCs w:val="20"/>
         </w:rPr>
@@ -94,7 +111,6 @@
       <w:r>
         <w:rPr>
           <w:rFonts w:ascii="Arial" w:hAnsi="Arial" w:cs="Arial"/>
-          <w:color w:val="EE0000"/>
           <w:sz w:val="20"/>
           <w:szCs w:val="20"/>
         </w:rPr>
@@ -105,17 +121,18 @@
           <w:rFonts w:ascii="Arial" w:hAnsi="Arial" w:cs="Arial"/>
           <w:i/>
           <w:iCs/>
-          <w:color w:val="EE0000"/>
-          <w:sz w:val="20"/>
-          <w:szCs w:val="20"/>
-        </w:rPr>
-        <w:t>(Note to Ramon: Always change this title to perfectly match the exact job title you are applying for)</w:t>
-      </w:r>
-    </w:p>
-    <w:p>
-      <w:pPr>
-        <w:rPr>
-          <w:rFonts w:ascii="Arial" w:hAnsi="Arial" w:cs="Arial"/>
+          <w:sz w:val="20"/>
+          <w:szCs w:val="20"/>
+        </w:rPr>
+        <w:t>Product &amp; Portfolio Strategy | GTM &amp; Partner Alliances | Telco Cloud &amp; AI Infrastructure</w:t>
+      </w:r>
+    </w:p>
+    <w:p>
+      <w:pPr>
+        <w:rPr>
+          <w:rFonts w:ascii="Arial" w:hAnsi="Arial" w:cs="Arial"/>
+          <w:b/>
+          <w:bCs/>
           <w:sz w:val="20"/>
           <w:szCs w:val="20"/>
         </w:rPr>
@@ -130,50 +147,179 @@
         </w:rPr>
         <w:t>EXECUTIVE PROFILE</w:t>
       </w:r>
-      <w:r>
-        <w:rPr>
-          <w:rFonts w:ascii="Arial" w:hAnsi="Arial" w:cs="Arial"/>
-          <w:sz w:val="20"/>
-          <w:szCs w:val="20"/>
-        </w:rPr>
-        <w:t xml:space="preserve"> Transformational Product Management and Go-To-Market (GTM) Executive with over 20 years of strategic leadership scaling $200M+ global portfolios for Tier-1 technology giants, including Dell Technologies and Motorola Solutions. A "T-shaped" product leader combining deep architectural authority in Telco Cloud, 5G Core, Edge AI, and Network Infrastructure with elite commercial acumen (Pragmatic Certified). Proven track record of leading highly matrixed, cross-functional teams to </w:t>
-      </w:r>
-      <w:proofErr w:type="gramStart"/>
-      <w:r>
-        <w:rPr>
-          <w:rFonts w:ascii="Arial" w:hAnsi="Arial" w:cs="Arial"/>
-          <w:sz w:val="20"/>
-          <w:szCs w:val="20"/>
-        </w:rPr>
-        <w:t>productize</w:t>
-      </w:r>
-      <w:proofErr w:type="gramEnd"/>
-      <w:r>
-        <w:rPr>
-          <w:rFonts w:ascii="Arial" w:hAnsi="Arial" w:cs="Arial"/>
-          <w:sz w:val="20"/>
-          <w:szCs w:val="20"/>
-        </w:rPr>
-        <w:t xml:space="preserve"> complex enterprise services, accelerate global time-to-revenue, and drive B2B demand generation.</w:t>
-      </w:r>
-    </w:p>
-    <w:p>
-      <w:pPr>
-        <w:rPr>
-          <w:rFonts w:ascii="Arial" w:hAnsi="Arial" w:cs="Arial"/>
-          <w:sz w:val="20"/>
-          <w:szCs w:val="20"/>
-        </w:rPr>
-      </w:pPr>
-      <w:r>
-        <w:rPr>
-          <w:rFonts w:ascii="Arial" w:hAnsi="Arial" w:cs="Arial"/>
-          <w:b/>
-          <w:bCs/>
-          <w:sz w:val="20"/>
-          <w:szCs w:val="20"/>
-        </w:rPr>
-        <w:t>CORE COMPETENCIES</w:t>
+    </w:p>
+    <w:p>
+      <w:pPr>
+        <w:rPr>
+          <w:rFonts w:ascii="Arial" w:hAnsi="Arial" w:cs="Arial"/>
+          <w:sz w:val="20"/>
+          <w:szCs w:val="20"/>
+        </w:rPr>
+      </w:pPr>
+      <w:r>
+        <w:rPr>
+          <w:rFonts w:ascii="Arial" w:hAnsi="Arial" w:cs="Arial"/>
+          <w:sz w:val="20"/>
+          <w:szCs w:val="20"/>
+        </w:rPr>
+        <w:t xml:space="preserve">Transformational Product Management and Go-To-Market (GTM) Executive with over 20 years of dedicated product leadership experience, architecting complex commercial strategies for Tier-1 technology and infrastructure leaders. A "T-shaped" product visionary combining deep technical authority in 5G Core, Telco Cloud, Edge AI, and Cybersecurity with elite commercial acumen (Pragmatic Certified Level VI, BU </w:t>
+      </w:r>
+      <w:proofErr w:type="spellStart"/>
+      <w:r>
+        <w:rPr>
+          <w:rFonts w:ascii="Arial" w:hAnsi="Arial" w:cs="Arial"/>
+          <w:sz w:val="20"/>
+          <w:szCs w:val="20"/>
+        </w:rPr>
+        <w:t>MicroMasters</w:t>
+      </w:r>
+      <w:proofErr w:type="spellEnd"/>
+      <w:r>
+        <w:rPr>
+          <w:rFonts w:ascii="Arial" w:hAnsi="Arial" w:cs="Arial"/>
+          <w:sz w:val="20"/>
+          <w:szCs w:val="20"/>
+        </w:rPr>
+        <w:t>). Proven track record of directing $200M+ regional portfolios, leading highly matrixed cross-functional stakeholders, and launching award-winning enterprise services that accelerate global time-to-revenue.</w:t>
+      </w:r>
+    </w:p>
+    <w:p>
+      <w:pPr>
+        <w:rPr>
+          <w:rFonts w:ascii="Arial" w:hAnsi="Arial" w:cs="Arial"/>
+          <w:b/>
+          <w:bCs/>
+          <w:sz w:val="20"/>
+          <w:szCs w:val="20"/>
+        </w:rPr>
+      </w:pPr>
+      <w:r>
+        <w:rPr>
+          <w:rFonts w:ascii="Arial" w:hAnsi="Arial" w:cs="Arial"/>
+          <w:b/>
+          <w:bCs/>
+          <w:sz w:val="20"/>
+          <w:szCs w:val="20"/>
+        </w:rPr>
+        <w:t>PROFESSIONAL EXPERIENCE</w:t>
+      </w:r>
+    </w:p>
+    <w:p>
+      <w:pPr>
+        <w:rPr>
+          <w:rFonts w:ascii="Arial" w:hAnsi="Arial" w:cs="Arial"/>
+          <w:sz w:val="20"/>
+          <w:szCs w:val="20"/>
+        </w:rPr>
+      </w:pPr>
+      <w:r>
+        <w:rPr>
+          <w:rFonts w:ascii="Arial" w:hAnsi="Arial" w:cs="Arial"/>
+          <w:b/>
+          <w:bCs/>
+          <w:sz w:val="20"/>
+          <w:szCs w:val="20"/>
+        </w:rPr>
+        <w:t>DELL TECHNOLOGIES</w:t>
+      </w:r>
+      <w:r>
+        <w:rPr>
+          <w:rFonts w:ascii="Arial" w:hAnsi="Arial" w:cs="Arial"/>
+          <w:sz w:val="20"/>
+          <w:szCs w:val="20"/>
+        </w:rPr>
+        <w:t xml:space="preserve"> | Remote / South Florida | Aug 2021 – Present </w:t>
+      </w:r>
+      <w:r>
+        <w:rPr>
+          <w:rFonts w:ascii="Arial" w:hAnsi="Arial" w:cs="Arial"/>
+          <w:i/>
+          <w:iCs/>
+          <w:sz w:val="20"/>
+          <w:szCs w:val="20"/>
+        </w:rPr>
+        <w:t>Dell Technologies is a $90B+ global technology leader providing infrastructure, cloud, and security solutions to enterprise and service provider customers worldwide.</w:t>
+      </w:r>
+      <w:r>
+        <w:rPr>
+          <w:rFonts w:ascii="Arial" w:hAnsi="Arial" w:cs="Arial"/>
+          <w:sz w:val="20"/>
+          <w:szCs w:val="20"/>
+        </w:rPr>
+        <w:t xml:space="preserve"> </w:t>
+      </w:r>
+    </w:p>
+    <w:p>
+      <w:pPr>
+        <w:rPr>
+          <w:rFonts w:ascii="Arial" w:hAnsi="Arial" w:cs="Arial"/>
+          <w:sz w:val="20"/>
+          <w:szCs w:val="20"/>
+        </w:rPr>
+      </w:pPr>
+      <w:r>
+        <w:rPr>
+          <w:rFonts w:ascii="Arial" w:hAnsi="Arial" w:cs="Arial"/>
+          <w:b/>
+          <w:bCs/>
+          <w:sz w:val="20"/>
+          <w:szCs w:val="20"/>
+        </w:rPr>
+        <w:t>Senior Principal Product Manager, Infrastructure Services</w:t>
+      </w:r>
+      <w:r>
+        <w:rPr>
+          <w:rFonts w:ascii="Arial" w:hAnsi="Arial" w:cs="Arial"/>
+          <w:sz w:val="20"/>
+          <w:szCs w:val="20"/>
+        </w:rPr>
+        <w:t xml:space="preserve"> </w:t>
+      </w:r>
+    </w:p>
+    <w:p>
+      <w:pPr>
+        <w:rPr>
+          <w:rFonts w:ascii="Arial" w:hAnsi="Arial" w:cs="Arial"/>
+          <w:sz w:val="20"/>
+          <w:szCs w:val="20"/>
+        </w:rPr>
+      </w:pPr>
+      <w:r>
+        <w:rPr>
+          <w:rFonts w:ascii="Arial" w:hAnsi="Arial" w:cs="Arial"/>
+          <w:b/>
+          <w:bCs/>
+          <w:sz w:val="20"/>
+          <w:szCs w:val="20"/>
+        </w:rPr>
+        <w:t>Scope:</w:t>
+      </w:r>
+      <w:r>
+        <w:rPr>
+          <w:rFonts w:ascii="Arial" w:hAnsi="Arial" w:cs="Arial"/>
+          <w:sz w:val="20"/>
+          <w:szCs w:val="20"/>
+        </w:rPr>
+        <w:t xml:space="preserve"> Served as the senior individual contributor owning the portfolio strategy and end-to-end service productization for Cloud Infrastructure Services for Telecom (Dell Telecom Infrastructure Blocks). Managed the Day 0 to Day 2 services lifecycle, bridging complex 5G, Telco Cloud, and Edge AI architectures with global GTM execution, while influencing cross-functional stakeholders across Strategy, Engineering, and Marketing to drive adoption. </w:t>
+      </w:r>
+    </w:p>
+    <w:p>
+      <w:pPr>
+        <w:rPr>
+          <w:rFonts w:ascii="Arial" w:hAnsi="Arial" w:cs="Arial"/>
+          <w:sz w:val="20"/>
+          <w:szCs w:val="20"/>
+        </w:rPr>
+      </w:pPr>
+      <w:r>
+        <w:rPr>
+          <w:rFonts w:ascii="Arial" w:hAnsi="Arial" w:cs="Arial"/>
+          <w:b/>
+          <w:bCs/>
+          <w:sz w:val="20"/>
+          <w:szCs w:val="20"/>
+        </w:rPr>
+        <w:t>Accomplishments:</w:t>
       </w:r>
     </w:p>
     <w:p>
@@ -196,33 +342,15 @@
           <w:sz w:val="20"/>
           <w:szCs w:val="20"/>
         </w:rPr>
-        <w:t>Product &amp; Portfolio Strategy:</w:t>
-      </w:r>
-      <w:r>
-        <w:rPr>
-          <w:rFonts w:ascii="Arial" w:hAnsi="Arial" w:cs="Arial"/>
-          <w:sz w:val="20"/>
-          <w:szCs w:val="20"/>
-        </w:rPr>
-        <w:t xml:space="preserve"> E2E Offer Lifecycle Process (OLP), Productization, P&amp;L Ownership ($200M+), Strategic </w:t>
-      </w:r>
-      <w:proofErr w:type="spellStart"/>
-      <w:r>
-        <w:rPr>
-          <w:rFonts w:ascii="Arial" w:hAnsi="Arial" w:cs="Arial"/>
-          <w:sz w:val="20"/>
-          <w:szCs w:val="20"/>
-        </w:rPr>
-        <w:t>Roadmapping</w:t>
-      </w:r>
-      <w:proofErr w:type="spellEnd"/>
-      <w:r>
-        <w:rPr>
-          <w:rFonts w:ascii="Arial" w:hAnsi="Arial" w:cs="Arial"/>
-          <w:sz w:val="20"/>
-          <w:szCs w:val="20"/>
-        </w:rPr>
-        <w:t>.</w:t>
+        <w:t>Time-to-Value Acceleration (Award Winner):</w:t>
+      </w:r>
+      <w:r>
+        <w:rPr>
+          <w:rFonts w:ascii="Arial" w:hAnsi="Arial" w:cs="Arial"/>
+          <w:sz w:val="20"/>
+          <w:szCs w:val="20"/>
+        </w:rPr>
+        <w:t xml:space="preserve"> Conceived and led the development of Lab Validation Services (LVS), partnering closely with cross-functional teams to launch this first-of-its-kind offering at Mobile World Congress; awarded the 2023 Dell Technologies Services President's Award for this initiative.</w:t>
       </w:r>
     </w:p>
     <w:p>
@@ -245,15 +373,15 @@
           <w:sz w:val="20"/>
           <w:szCs w:val="20"/>
         </w:rPr>
-        <w:t>GTM &amp; Commercial Performance:</w:t>
-      </w:r>
-      <w:r>
-        <w:rPr>
-          <w:rFonts w:ascii="Arial" w:hAnsi="Arial" w:cs="Arial"/>
-          <w:sz w:val="20"/>
-          <w:szCs w:val="20"/>
-        </w:rPr>
-        <w:t xml:space="preserve"> Demand Generation, Sales Enablement, Pricing &amp; Packaging, Strategic Partner Ecosystems (Nokia, Red Hat, Ericsson).</w:t>
+        <w:t>Platform Enablement Strategy:</w:t>
+      </w:r>
+      <w:r>
+        <w:rPr>
+          <w:rFonts w:ascii="Arial" w:hAnsi="Arial" w:cs="Arial"/>
+          <w:sz w:val="20"/>
+          <w:szCs w:val="20"/>
+        </w:rPr>
+        <w:t xml:space="preserve"> Built a global "Enablement Suite" of SOW templates, ROM calculators, and service playbooks, significantly reducing implementation friction and standardizing deployment readiness across regional delivery teams.</w:t>
       </w:r>
     </w:p>
     <w:p>
@@ -276,33 +404,15 @@
           <w:sz w:val="20"/>
           <w:szCs w:val="20"/>
         </w:rPr>
-        <w:t>Infrastructure Domain Expertise:</w:t>
-      </w:r>
-      <w:r>
-        <w:rPr>
-          <w:rFonts w:ascii="Arial" w:hAnsi="Arial" w:cs="Arial"/>
-          <w:sz w:val="20"/>
-          <w:szCs w:val="20"/>
-        </w:rPr>
-        <w:t xml:space="preserve"> Telco Cloud Services, 5G / </w:t>
-      </w:r>
-      <w:proofErr w:type="spellStart"/>
-      <w:r>
-        <w:rPr>
-          <w:rFonts w:ascii="Arial" w:hAnsi="Arial" w:cs="Arial"/>
-          <w:sz w:val="20"/>
-          <w:szCs w:val="20"/>
-        </w:rPr>
-        <w:t>vEPC</w:t>
-      </w:r>
-      <w:proofErr w:type="spellEnd"/>
-      <w:r>
-        <w:rPr>
-          <w:rFonts w:ascii="Arial" w:hAnsi="Arial" w:cs="Arial"/>
-          <w:sz w:val="20"/>
-          <w:szCs w:val="20"/>
-        </w:rPr>
-        <w:t xml:space="preserve"> architectures, Network Infrastructure, Edge AI, Managed Security (MDR).</w:t>
+        <w:t>Partner Ecosystem Delivery:</w:t>
+      </w:r>
+      <w:r>
+        <w:rPr>
+          <w:rFonts w:ascii="Arial" w:hAnsi="Arial" w:cs="Arial"/>
+          <w:sz w:val="20"/>
+          <w:szCs w:val="20"/>
+        </w:rPr>
+        <w:t xml:space="preserve"> Co-created complex delivery motions and joint GTM strategies with strategic ecosystem partners, including Nokia and Red Hat OpenShift, to align integration touchpoints for enterprise-grade 5G and Telco Cloud deployments.</w:t>
       </w:r>
     </w:p>
     <w:p>
@@ -325,116 +435,170 @@
           <w:sz w:val="20"/>
           <w:szCs w:val="20"/>
         </w:rPr>
-        <w:t>Executive Leadership:</w:t>
-      </w:r>
-      <w:r>
-        <w:rPr>
-          <w:rFonts w:ascii="Arial" w:hAnsi="Arial" w:cs="Arial"/>
-          <w:sz w:val="20"/>
-          <w:szCs w:val="20"/>
-        </w:rPr>
-        <w:t xml:space="preserve"> Cross-Functional Matrix Leadership, C-Suite Stakeholder Management, Bilingual (English/Spanish).</w:t>
-      </w:r>
-    </w:p>
-    <w:p>
-      <w:pPr>
-        <w:rPr>
-          <w:rFonts w:ascii="Arial" w:hAnsi="Arial" w:cs="Arial"/>
-          <w:sz w:val="20"/>
-          <w:szCs w:val="20"/>
-        </w:rPr>
-      </w:pPr>
-      <w:r>
-        <w:rPr>
-          <w:rFonts w:ascii="Arial" w:hAnsi="Arial" w:cs="Arial"/>
-          <w:b/>
-          <w:bCs/>
-          <w:sz w:val="20"/>
-          <w:szCs w:val="20"/>
-        </w:rPr>
-        <w:t>PROFESSIONAL EXPERIENCE</w:t>
-      </w:r>
-    </w:p>
-    <w:p>
-      <w:pPr>
-        <w:rPr>
-          <w:rFonts w:ascii="Arial" w:hAnsi="Arial" w:cs="Arial"/>
-          <w:sz w:val="20"/>
-          <w:szCs w:val="20"/>
-        </w:rPr>
-      </w:pPr>
-      <w:r>
-        <w:rPr>
-          <w:rFonts w:ascii="Arial" w:hAnsi="Arial" w:cs="Arial"/>
-          <w:b/>
-          <w:bCs/>
-          <w:sz w:val="20"/>
-          <w:szCs w:val="20"/>
-        </w:rPr>
-        <w:t>DELL TECHNOLOGIES</w:t>
-      </w:r>
-      <w:r>
-        <w:rPr>
-          <w:rFonts w:ascii="Arial" w:hAnsi="Arial" w:cs="Arial"/>
-          <w:sz w:val="20"/>
-          <w:szCs w:val="20"/>
-        </w:rPr>
-        <w:t xml:space="preserve"> | Remote / South Florida | </w:t>
-      </w:r>
-      <w:r>
-        <w:rPr>
-          <w:rFonts w:ascii="Arial" w:hAnsi="Arial" w:cs="Arial"/>
-          <w:b/>
-          <w:bCs/>
-          <w:sz w:val="20"/>
-          <w:szCs w:val="20"/>
-        </w:rPr>
-        <w:t>Aug 2021 – Present</w:t>
-      </w:r>
-    </w:p>
-    <w:p>
-      <w:pPr>
-        <w:rPr>
-          <w:rFonts w:ascii="Arial" w:hAnsi="Arial" w:cs="Arial"/>
-          <w:sz w:val="20"/>
-          <w:szCs w:val="20"/>
-        </w:rPr>
-      </w:pPr>
-      <w:r>
-        <w:rPr>
-          <w:rFonts w:ascii="Arial" w:hAnsi="Arial" w:cs="Arial"/>
-          <w:b/>
-          <w:bCs/>
-          <w:sz w:val="20"/>
-          <w:szCs w:val="20"/>
-        </w:rPr>
-        <w:t>Product Line Manager (PLM) / Portfolio Performance Manager, Managed Security Services</w:t>
-      </w:r>
-      <w:r>
-        <w:rPr>
-          <w:rFonts w:ascii="Arial" w:hAnsi="Arial" w:cs="Arial"/>
-          <w:sz w:val="20"/>
-          <w:szCs w:val="20"/>
-        </w:rPr>
-        <w:t xml:space="preserve"> | </w:t>
-      </w:r>
-      <w:r>
-        <w:rPr>
-          <w:rFonts w:ascii="Arial" w:hAnsi="Arial" w:cs="Arial"/>
-          <w:b/>
-          <w:bCs/>
-          <w:sz w:val="20"/>
-          <w:szCs w:val="20"/>
-        </w:rPr>
-        <w:t>June 2026 – Present</w:t>
-      </w:r>
-      <w:r>
-        <w:rPr>
-          <w:rFonts w:ascii="Arial" w:hAnsi="Arial" w:cs="Arial"/>
-          <w:sz w:val="20"/>
-          <w:szCs w:val="20"/>
-        </w:rPr>
-        <w:t xml:space="preserve"> Operating as the central commercial product authority within Dell’s matrixed Offer Lifecycle Process (OLP), leading cross-functional Core Teams (Engineering, Marketing, Sales) through influence to drive demand and market delivery.</w:t>
+        <w:t>Turnaround Leadership:</w:t>
+      </w:r>
+      <w:r>
+        <w:rPr>
+          <w:rFonts w:ascii="Arial" w:hAnsi="Arial" w:cs="Arial"/>
+          <w:sz w:val="20"/>
+          <w:szCs w:val="20"/>
+        </w:rPr>
+        <w:t xml:space="preserve"> Successfully took over the </w:t>
+      </w:r>
+      <w:proofErr w:type="spellStart"/>
+      <w:r>
+        <w:rPr>
+          <w:rFonts w:ascii="Arial" w:hAnsi="Arial" w:cs="Arial"/>
+          <w:sz w:val="20"/>
+          <w:szCs w:val="20"/>
+        </w:rPr>
+        <w:t>ProDeploy</w:t>
+      </w:r>
+      <w:proofErr w:type="spellEnd"/>
+      <w:r>
+        <w:rPr>
+          <w:rFonts w:ascii="Arial" w:hAnsi="Arial" w:cs="Arial"/>
+          <w:sz w:val="20"/>
+          <w:szCs w:val="20"/>
+        </w:rPr>
+        <w:t xml:space="preserve"> for Telecom Networks (PDTN) service, navigating a highly fractured stakeholder environment to rebuild core-team trust and deliver the service launch on schedule.</w:t>
+      </w:r>
+    </w:p>
+    <w:p>
+      <w:pPr>
+        <w:rPr>
+          <w:rFonts w:ascii="Arial" w:hAnsi="Arial" w:cs="Arial"/>
+          <w:sz w:val="20"/>
+          <w:szCs w:val="20"/>
+        </w:rPr>
+      </w:pPr>
+      <w:r>
+        <w:rPr>
+          <w:rFonts w:ascii="Arial" w:hAnsi="Arial" w:cs="Arial"/>
+          <w:b/>
+          <w:bCs/>
+          <w:sz w:val="20"/>
+          <w:szCs w:val="20"/>
+        </w:rPr>
+        <w:t>TRACFONE WIRELESS (Acquired by Verizon)</w:t>
+      </w:r>
+      <w:r>
+        <w:rPr>
+          <w:rFonts w:ascii="Arial" w:hAnsi="Arial" w:cs="Arial"/>
+          <w:sz w:val="20"/>
+          <w:szCs w:val="20"/>
+        </w:rPr>
+        <w:t xml:space="preserve"> | Miami, FL | Nov 2018 – May 2021 </w:t>
+      </w:r>
+      <w:r>
+        <w:rPr>
+          <w:rFonts w:ascii="Arial" w:hAnsi="Arial" w:cs="Arial"/>
+          <w:i/>
+          <w:iCs/>
+          <w:sz w:val="20"/>
+          <w:szCs w:val="20"/>
+        </w:rPr>
+        <w:t>TracFone was the largest Mobile Virtual Network Operator (MVNO) in the U.S. with over 22 million subscribers, generating nearly $10B in annual revenue prior to its acquisition by Verizon.</w:t>
+      </w:r>
+      <w:r>
+        <w:rPr>
+          <w:rFonts w:ascii="Arial" w:hAnsi="Arial" w:cs="Arial"/>
+          <w:sz w:val="20"/>
+          <w:szCs w:val="20"/>
+        </w:rPr>
+        <w:t xml:space="preserve"> </w:t>
+      </w:r>
+    </w:p>
+    <w:p>
+      <w:pPr>
+        <w:rPr>
+          <w:rFonts w:ascii="Arial" w:hAnsi="Arial" w:cs="Arial"/>
+          <w:sz w:val="20"/>
+          <w:szCs w:val="20"/>
+        </w:rPr>
+      </w:pPr>
+      <w:r>
+        <w:rPr>
+          <w:rFonts w:ascii="Arial" w:hAnsi="Arial" w:cs="Arial"/>
+          <w:b/>
+          <w:bCs/>
+          <w:sz w:val="20"/>
+          <w:szCs w:val="20"/>
+        </w:rPr>
+        <w:lastRenderedPageBreak/>
+        <w:t>Senior Director, Product Management &amp; Business Development</w:t>
+      </w:r>
+      <w:r>
+        <w:rPr>
+          <w:rFonts w:ascii="Arial" w:hAnsi="Arial" w:cs="Arial"/>
+          <w:sz w:val="20"/>
+          <w:szCs w:val="20"/>
+        </w:rPr>
+        <w:t xml:space="preserve"> </w:t>
+      </w:r>
+    </w:p>
+    <w:p>
+      <w:pPr>
+        <w:rPr>
+          <w:rFonts w:ascii="Arial" w:hAnsi="Arial" w:cs="Arial"/>
+          <w:sz w:val="20"/>
+          <w:szCs w:val="20"/>
+        </w:rPr>
+      </w:pPr>
+      <w:r>
+        <w:rPr>
+          <w:rFonts w:ascii="Arial" w:hAnsi="Arial" w:cs="Arial"/>
+          <w:b/>
+          <w:bCs/>
+          <w:sz w:val="20"/>
+          <w:szCs w:val="20"/>
+        </w:rPr>
+        <w:t>Scope:</w:t>
+      </w:r>
+      <w:r>
+        <w:rPr>
+          <w:rFonts w:ascii="Arial" w:hAnsi="Arial" w:cs="Arial"/>
+          <w:sz w:val="20"/>
+          <w:szCs w:val="20"/>
+        </w:rPr>
+        <w:t xml:space="preserve"> Recruited to lead the B2B/Enterprise product vision (Clearway brand) and direct the strategic Heavy-MVNO 5G core architecture. Acted as a senior individual contributor managing critical external technology vendor relationships (Nokia, Ericsson, Cisco, Microsoft/</w:t>
+      </w:r>
+      <w:proofErr w:type="spellStart"/>
+      <w:r>
+        <w:rPr>
+          <w:rFonts w:ascii="Arial" w:hAnsi="Arial" w:cs="Arial"/>
+          <w:sz w:val="20"/>
+          <w:szCs w:val="20"/>
+        </w:rPr>
+        <w:t>MetaSwitch</w:t>
+      </w:r>
+      <w:proofErr w:type="spellEnd"/>
+      <w:r>
+        <w:rPr>
+          <w:rFonts w:ascii="Arial" w:hAnsi="Arial" w:cs="Arial"/>
+          <w:sz w:val="20"/>
+          <w:szCs w:val="20"/>
+        </w:rPr>
+        <w:t xml:space="preserve">) to design a seamless, multi-RAN roaming infrastructure. </w:t>
+      </w:r>
+    </w:p>
+    <w:p>
+      <w:pPr>
+        <w:rPr>
+          <w:rFonts w:ascii="Arial" w:hAnsi="Arial" w:cs="Arial"/>
+          <w:sz w:val="20"/>
+          <w:szCs w:val="20"/>
+        </w:rPr>
+      </w:pPr>
+      <w:r>
+        <w:rPr>
+          <w:rFonts w:ascii="Arial" w:hAnsi="Arial" w:cs="Arial"/>
+          <w:b/>
+          <w:bCs/>
+          <w:sz w:val="20"/>
+          <w:szCs w:val="20"/>
+        </w:rPr>
+        <w:t>Accomplishments:</w:t>
       </w:r>
     </w:p>
     <w:p>
@@ -457,60 +621,73 @@
           <w:sz w:val="20"/>
           <w:szCs w:val="20"/>
         </w:rPr>
-        <w:t>Cybersecurity GTM &amp; Commercial Lifecycle:</w:t>
-      </w:r>
-      <w:r>
-        <w:rPr>
-          <w:rFonts w:ascii="Arial" w:hAnsi="Arial" w:cs="Arial"/>
-          <w:sz w:val="20"/>
-          <w:szCs w:val="20"/>
-        </w:rPr>
-        <w:t xml:space="preserve"> Drive Go-To-Market (GTM) strategy, demand generation, and performance metrics for Dell’s Managed Security Services (MSS), specifically scaling Managed Detection and Response (MDR) and Incident Response (IRR) capabilities across endpoint and infrastructure environments.</w:t>
-      </w:r>
-    </w:p>
-    <w:p>
-      <w:pPr>
-        <w:rPr>
-          <w:rFonts w:ascii="Arial" w:hAnsi="Arial" w:cs="Arial"/>
-          <w:sz w:val="20"/>
-          <w:szCs w:val="20"/>
-        </w:rPr>
-      </w:pPr>
-      <w:r>
-        <w:rPr>
-          <w:rFonts w:ascii="Arial" w:hAnsi="Arial" w:cs="Arial"/>
-          <w:b/>
-          <w:bCs/>
-          <w:sz w:val="20"/>
-          <w:szCs w:val="20"/>
-        </w:rPr>
-        <w:t>Senior Principal Product Manager, Cloud Infrastructure Services for Telecom</w:t>
-      </w:r>
-      <w:r>
-        <w:rPr>
-          <w:rFonts w:ascii="Arial" w:hAnsi="Arial" w:cs="Arial"/>
-          <w:sz w:val="20"/>
-          <w:szCs w:val="20"/>
-        </w:rPr>
-        <w:t xml:space="preserve"> | </w:t>
-      </w:r>
-      <w:r>
-        <w:rPr>
-          <w:rFonts w:ascii="Arial" w:hAnsi="Arial" w:cs="Arial"/>
-          <w:b/>
-          <w:bCs/>
-          <w:sz w:val="20"/>
-          <w:szCs w:val="20"/>
-        </w:rPr>
-        <w:t>Aug 2021 – June 2026</w:t>
-      </w:r>
-      <w:r>
-        <w:rPr>
-          <w:rFonts w:ascii="Arial" w:hAnsi="Arial" w:cs="Arial"/>
-          <w:sz w:val="20"/>
-          <w:szCs w:val="20"/>
-        </w:rPr>
-        <w:t xml:space="preserve"> </w:t>
+        <w:t>Emerging Portfolio Leadership:</w:t>
+      </w:r>
+      <w:r>
+        <w:rPr>
+          <w:rFonts w:ascii="Arial" w:hAnsi="Arial" w:cs="Arial"/>
+          <w:sz w:val="20"/>
+          <w:szCs w:val="20"/>
+        </w:rPr>
+        <w:t xml:space="preserve"> Directed the end-to-end product lifecycle for a diverse portfolio of B2B enterprise solutions—including CBRS, IoT/Smart Wearables (independent living/healthcare), and Fixed Wireless Access (FWA).</w:t>
+      </w:r>
+    </w:p>
+    <w:p>
+      <w:pPr>
+        <w:numPr>
+          <w:ilvl w:val="0"/>
+          <w:numId w:val="2"/>
+        </w:numPr>
+        <w:rPr>
+          <w:rFonts w:ascii="Arial" w:hAnsi="Arial" w:cs="Arial"/>
+          <w:sz w:val="20"/>
+          <w:szCs w:val="20"/>
+        </w:rPr>
+      </w:pPr>
+      <w:r>
+        <w:rPr>
+          <w:rFonts w:ascii="Arial" w:hAnsi="Arial" w:cs="Arial"/>
+          <w:b/>
+          <w:bCs/>
+          <w:sz w:val="20"/>
+          <w:szCs w:val="20"/>
+        </w:rPr>
+        <w:t>Strategic Growth Execution:</w:t>
+      </w:r>
+      <w:r>
+        <w:rPr>
+          <w:rFonts w:ascii="Arial" w:hAnsi="Arial" w:cs="Arial"/>
+          <w:sz w:val="20"/>
+          <w:szCs w:val="20"/>
+        </w:rPr>
+        <w:t xml:space="preserve"> Designed the product and channel expansion strategy targeting more than 2x topline revenue growth over five years, taking complex technical concepts from initial ideation to market-ready architecture prior to the Verizon acquisition.</w:t>
+      </w:r>
+    </w:p>
+    <w:p>
+      <w:pPr>
+        <w:rPr>
+          <w:rFonts w:ascii="Arial" w:hAnsi="Arial" w:cs="Arial"/>
+          <w:sz w:val="20"/>
+          <w:szCs w:val="20"/>
+        </w:rPr>
+      </w:pPr>
+      <w:r>
+        <w:rPr>
+          <w:rFonts w:ascii="Arial" w:hAnsi="Arial" w:cs="Arial"/>
+          <w:b/>
+          <w:bCs/>
+          <w:sz w:val="20"/>
+          <w:szCs w:val="20"/>
+        </w:rPr>
+        <w:t>MOTOROLA SOLUTIONS</w:t>
+      </w:r>
+      <w:r>
+        <w:rPr>
+          <w:rFonts w:ascii="Arial" w:hAnsi="Arial" w:cs="Arial"/>
+          <w:sz w:val="20"/>
+          <w:szCs w:val="20"/>
+        </w:rPr>
+        <w:t xml:space="preserve"> | Plantation, FL &amp; Latin America | Apr 1997 – Nov 2018 </w:t>
       </w:r>
       <w:r>
         <w:rPr>
@@ -520,7 +697,42 @@
           <w:sz w:val="20"/>
           <w:szCs w:val="20"/>
         </w:rPr>
-        <w:t>Recruited to spearhead the productization of complex Telco Cloud infrastructure services, bridging hardware, software (Red Hat OCP), and consulting into scalable B2B commercial offerings</w:t>
+        <w:t>Motorola Solutions is a global leader in public safety and enterprise security, delivering mission-critical communications, software, and video analytics to tens of thousands of customers.</w:t>
+      </w:r>
+      <w:r>
+        <w:rPr>
+          <w:rFonts w:ascii="Arial" w:hAnsi="Arial" w:cs="Arial"/>
+          <w:sz w:val="20"/>
+          <w:szCs w:val="20"/>
+        </w:rPr>
+        <w:t xml:space="preserve"> </w:t>
+      </w:r>
+    </w:p>
+    <w:p>
+      <w:pPr>
+        <w:rPr>
+          <w:rFonts w:ascii="Arial" w:hAnsi="Arial" w:cs="Arial"/>
+          <w:sz w:val="20"/>
+          <w:szCs w:val="20"/>
+        </w:rPr>
+      </w:pPr>
+      <w:r>
+        <w:rPr>
+          <w:rFonts w:ascii="Arial" w:hAnsi="Arial" w:cs="Arial"/>
+          <w:b/>
+          <w:bCs/>
+          <w:sz w:val="20"/>
+          <w:szCs w:val="20"/>
+        </w:rPr>
+        <w:t>Chief of Staff &amp; Senior Manager, Product Operations</w:t>
+      </w:r>
+      <w:r>
+        <w:rPr>
+          <w:rFonts w:ascii="Arial" w:hAnsi="Arial" w:cs="Arial"/>
+          <w:sz w:val="20"/>
+          <w:szCs w:val="20"/>
+        </w:rPr>
+        <w:t xml:space="preserve"> </w:t>
       </w:r>
       <w:r>
         <w:rPr>
@@ -530,7 +742,61 @@
           <w:sz w:val="20"/>
           <w:szCs w:val="20"/>
         </w:rPr>
-        <w:t>.</w:t>
+        <w:t>(2015 – 2018)</w:t>
+      </w:r>
+      <w:r>
+        <w:rPr>
+          <w:rFonts w:ascii="Arial" w:hAnsi="Arial" w:cs="Arial"/>
+          <w:sz w:val="20"/>
+          <w:szCs w:val="20"/>
+        </w:rPr>
+        <w:t xml:space="preserve"> </w:t>
+      </w:r>
+    </w:p>
+    <w:p>
+      <w:pPr>
+        <w:rPr>
+          <w:rFonts w:ascii="Arial" w:hAnsi="Arial" w:cs="Arial"/>
+          <w:sz w:val="20"/>
+          <w:szCs w:val="20"/>
+        </w:rPr>
+      </w:pPr>
+      <w:r>
+        <w:rPr>
+          <w:rFonts w:ascii="Arial" w:hAnsi="Arial" w:cs="Arial"/>
+          <w:b/>
+          <w:bCs/>
+          <w:sz w:val="20"/>
+          <w:szCs w:val="20"/>
+        </w:rPr>
+        <w:t>Scope:</w:t>
+      </w:r>
+      <w:r>
+        <w:rPr>
+          <w:rFonts w:ascii="Arial" w:hAnsi="Arial" w:cs="Arial"/>
+          <w:sz w:val="20"/>
+          <w:szCs w:val="20"/>
+        </w:rPr>
+        <w:t xml:space="preserve"> Directed the Office of the VP of R&amp;D for Mobile Devices, managing global product operations and leading a distributed team across Singapore, Israel, Poland, and Chicago. </w:t>
+      </w:r>
+    </w:p>
+    <w:p>
+      <w:pPr>
+        <w:rPr>
+          <w:rFonts w:ascii="Arial" w:hAnsi="Arial" w:cs="Arial"/>
+          <w:sz w:val="20"/>
+          <w:szCs w:val="20"/>
+        </w:rPr>
+      </w:pPr>
+      <w:r>
+        <w:rPr>
+          <w:rFonts w:ascii="Arial" w:hAnsi="Arial" w:cs="Arial"/>
+          <w:b/>
+          <w:bCs/>
+          <w:sz w:val="20"/>
+          <w:szCs w:val="20"/>
+        </w:rPr>
+        <w:t>Accomplishments:</w:t>
       </w:r>
     </w:p>
     <w:p>
@@ -553,51 +819,15 @@
           <w:sz w:val="20"/>
           <w:szCs w:val="20"/>
         </w:rPr>
-        <w:t>Award-Winning Time-to-Value Acceleration:</w:t>
-      </w:r>
-      <w:r>
-        <w:rPr>
-          <w:rFonts w:ascii="Arial" w:hAnsi="Arial" w:cs="Arial"/>
-          <w:sz w:val="20"/>
-          <w:szCs w:val="20"/>
-        </w:rPr>
-        <w:t xml:space="preserve"> Conceived, designed, and directed the development of </w:t>
-      </w:r>
-      <w:r>
-        <w:rPr>
-          <w:rFonts w:ascii="Arial" w:hAnsi="Arial" w:cs="Arial"/>
-          <w:i/>
-          <w:iCs/>
-          <w:sz w:val="20"/>
-          <w:szCs w:val="20"/>
-        </w:rPr>
-        <w:t>Lab Validation Services</w:t>
-      </w:r>
-      <w:r>
-        <w:rPr>
-          <w:rFonts w:ascii="Arial" w:hAnsi="Arial" w:cs="Arial"/>
-          <w:sz w:val="20"/>
-          <w:szCs w:val="20"/>
-        </w:rPr>
-        <w:t xml:space="preserve"> (LVS) from Day 0 to launch at Mobile World Congress 2023. Drove rapid market adoption among global CSPs, with typical enterprise deal sizes scaling from $200K to $1M+, earning the prestigious </w:t>
-      </w:r>
-      <w:r>
-        <w:rPr>
-          <w:rFonts w:ascii="Arial" w:hAnsi="Arial" w:cs="Arial"/>
-          <w:b/>
-          <w:bCs/>
-          <w:sz w:val="20"/>
-          <w:szCs w:val="20"/>
-        </w:rPr>
-        <w:t>Dell Technology Services President's Award (2023)</w:t>
-      </w:r>
-      <w:r>
-        <w:rPr>
-          <w:rFonts w:ascii="Arial" w:hAnsi="Arial" w:cs="Arial"/>
-          <w:sz w:val="20"/>
-          <w:szCs w:val="20"/>
-        </w:rPr>
-        <w:t>.</w:t>
+        <w:t>Global Enablement:</w:t>
+      </w:r>
+      <w:r>
+        <w:rPr>
+          <w:rFonts w:ascii="Arial" w:hAnsi="Arial" w:cs="Arial"/>
+          <w:sz w:val="20"/>
+          <w:szCs w:val="20"/>
+        </w:rPr>
+        <w:t xml:space="preserve"> Architected and deployed comprehensive learning paths and Technical Training programs for a global organization comprising 100+ senior Product Managers and Systems Engineers.</w:t>
       </w:r>
     </w:p>
     <w:p>
@@ -620,18 +850,43 @@
           <w:sz w:val="20"/>
           <w:szCs w:val="20"/>
         </w:rPr>
-        <w:lastRenderedPageBreak/>
-        <w:t>E2E Lifecycle Management &amp; Alliances:</w:t>
-      </w:r>
-      <w:r>
-        <w:rPr>
-          <w:rFonts w:ascii="Arial" w:hAnsi="Arial" w:cs="Arial"/>
-          <w:sz w:val="20"/>
-          <w:szCs w:val="20"/>
-        </w:rPr>
-        <w:t xml:space="preserve"> Directed the end-to-end productization of </w:t>
-      </w:r>
-      <w:proofErr w:type="spellStart"/>
+        <w:t>Portfolio Governance:</w:t>
+      </w:r>
+      <w:r>
+        <w:rPr>
+          <w:rFonts w:ascii="Arial" w:hAnsi="Arial" w:cs="Arial"/>
+          <w:sz w:val="20"/>
+          <w:szCs w:val="20"/>
+        </w:rPr>
+        <w:t xml:space="preserve"> Drove the strategic consolidation of siloed technology tracks (Astro/P25, Tetra/Dimetra, DMR) into a unified global portfolio operational model.</w:t>
+      </w:r>
+    </w:p>
+    <w:p>
+      <w:pPr>
+        <w:rPr>
+          <w:rFonts w:ascii="Arial" w:hAnsi="Arial" w:cs="Arial"/>
+          <w:sz w:val="20"/>
+          <w:szCs w:val="20"/>
+        </w:rPr>
+      </w:pPr>
+      <w:r>
+        <w:rPr>
+          <w:rFonts w:ascii="Arial" w:hAnsi="Arial" w:cs="Arial"/>
+          <w:b/>
+          <w:bCs/>
+          <w:sz w:val="20"/>
+          <w:szCs w:val="20"/>
+        </w:rPr>
+        <w:t>Senior Manager, Mission Critical Networks</w:t>
+      </w:r>
+      <w:r>
+        <w:rPr>
+          <w:rFonts w:ascii="Arial" w:hAnsi="Arial" w:cs="Arial"/>
+          <w:sz w:val="20"/>
+          <w:szCs w:val="20"/>
+        </w:rPr>
+        <w:t xml:space="preserve"> </w:t>
+      </w:r>
       <w:r>
         <w:rPr>
           <w:rFonts w:ascii="Arial" w:hAnsi="Arial" w:cs="Arial"/>
@@ -640,112 +895,7 @@
           <w:sz w:val="20"/>
           <w:szCs w:val="20"/>
         </w:rPr>
-        <w:t>ProDeploy</w:t>
-      </w:r>
-      <w:proofErr w:type="spellEnd"/>
-      <w:r>
-        <w:rPr>
-          <w:rFonts w:ascii="Arial" w:hAnsi="Arial" w:cs="Arial"/>
-          <w:i/>
-          <w:iCs/>
-          <w:sz w:val="20"/>
-          <w:szCs w:val="20"/>
-        </w:rPr>
-        <w:t xml:space="preserve"> for Telecom Networks</w:t>
-      </w:r>
-      <w:r>
-        <w:rPr>
-          <w:rFonts w:ascii="Arial" w:hAnsi="Arial" w:cs="Arial"/>
-          <w:sz w:val="20"/>
-          <w:szCs w:val="20"/>
-        </w:rPr>
-        <w:t xml:space="preserve"> and </w:t>
-      </w:r>
-      <w:r>
-        <w:rPr>
-          <w:rFonts w:ascii="Arial" w:hAnsi="Arial" w:cs="Arial"/>
-          <w:i/>
-          <w:iCs/>
-          <w:sz w:val="20"/>
-          <w:szCs w:val="20"/>
-        </w:rPr>
-        <w:t>Dell Telecom Infrastructure Blocks</w:t>
-      </w:r>
-      <w:r>
-        <w:rPr>
-          <w:rFonts w:ascii="Arial" w:hAnsi="Arial" w:cs="Arial"/>
-          <w:sz w:val="20"/>
-          <w:szCs w:val="20"/>
-        </w:rPr>
-        <w:t xml:space="preserve"> (DTIB). Co-created delivery motions and strategic integrations with Tier-1 partners like Nokia and Red Hat.</w:t>
-      </w:r>
-    </w:p>
-    <w:p>
-      <w:pPr>
-        <w:numPr>
-          <w:ilvl w:val="0"/>
-          <w:numId w:val="3"/>
-        </w:numPr>
-        <w:rPr>
-          <w:rFonts w:ascii="Arial" w:hAnsi="Arial" w:cs="Arial"/>
-          <w:sz w:val="20"/>
-          <w:szCs w:val="20"/>
-        </w:rPr>
-      </w:pPr>
-      <w:r>
-        <w:rPr>
-          <w:rFonts w:ascii="Arial" w:hAnsi="Arial" w:cs="Arial"/>
-          <w:b/>
-          <w:bCs/>
-          <w:sz w:val="20"/>
-          <w:szCs w:val="20"/>
-        </w:rPr>
-        <w:t>Global GTM &amp; Sales Enablement:</w:t>
-      </w:r>
-      <w:r>
-        <w:rPr>
-          <w:rFonts w:ascii="Arial" w:hAnsi="Arial" w:cs="Arial"/>
-          <w:sz w:val="20"/>
-          <w:szCs w:val="20"/>
-        </w:rPr>
-        <w:t xml:space="preserve"> Engineered a comprehensive global enablement suite (ROM calculators, SOW frameworks, execution playbooks) that drastically accelerated budgetary proposals and win rates across the global sales field.</w:t>
-      </w:r>
-    </w:p>
-    <w:p>
-      <w:pPr>
-        <w:rPr>
-          <w:rFonts w:ascii="Arial" w:hAnsi="Arial" w:cs="Arial"/>
-          <w:sz w:val="20"/>
-          <w:szCs w:val="20"/>
-        </w:rPr>
-      </w:pPr>
-      <w:r>
-        <w:rPr>
-          <w:rFonts w:ascii="Arial" w:hAnsi="Arial" w:cs="Arial"/>
-          <w:b/>
-          <w:bCs/>
-          <w:sz w:val="20"/>
-          <w:szCs w:val="20"/>
-        </w:rPr>
-        <w:t>TRACFONE WIRELESS (Acquired by Verizon)</w:t>
-      </w:r>
-      <w:r>
-        <w:rPr>
-          <w:rFonts w:ascii="Arial" w:hAnsi="Arial" w:cs="Arial"/>
-          <w:sz w:val="20"/>
-          <w:szCs w:val="20"/>
-        </w:rPr>
-        <w:t xml:space="preserve"> | Miami, FL | </w:t>
-      </w:r>
-      <w:r>
-        <w:rPr>
-          <w:rFonts w:ascii="Arial" w:hAnsi="Arial" w:cs="Arial"/>
-          <w:b/>
-          <w:bCs/>
-          <w:sz w:val="20"/>
-          <w:szCs w:val="20"/>
-        </w:rPr>
-        <w:t>Nov 2018 – May 2021</w:t>
+        <w:t>(2008 – 2015)</w:t>
       </w:r>
       <w:r>
         <w:rPr>
@@ -755,33 +905,51 @@
         </w:rPr>
         <w:t xml:space="preserve"> </w:t>
       </w:r>
-      <w:r>
-        <w:rPr>
-          <w:rFonts w:ascii="Arial" w:hAnsi="Arial" w:cs="Arial"/>
-          <w:b/>
-          <w:bCs/>
-          <w:sz w:val="20"/>
-          <w:szCs w:val="20"/>
-        </w:rPr>
-        <w:t>Senior Director – Product Management, Business Development &amp; Technology</w:t>
-      </w:r>
-      <w:r>
-        <w:rPr>
-          <w:rFonts w:ascii="Arial" w:hAnsi="Arial" w:cs="Arial"/>
-          <w:sz w:val="20"/>
-          <w:szCs w:val="20"/>
-        </w:rPr>
-        <w:t xml:space="preserve"> </w:t>
-      </w:r>
-      <w:r>
-        <w:rPr>
-          <w:rFonts w:ascii="Arial" w:hAnsi="Arial" w:cs="Arial"/>
-          <w:i/>
-          <w:iCs/>
-          <w:sz w:val="20"/>
-          <w:szCs w:val="20"/>
-        </w:rPr>
-        <w:t>Led the strategic technological vision and B2B product roadmap for the world's largest MVNO (22M+ subscribers) prior to its acquisition by Verizon.</w:t>
+    </w:p>
+    <w:p>
+      <w:pPr>
+        <w:rPr>
+          <w:rFonts w:ascii="Arial" w:hAnsi="Arial" w:cs="Arial"/>
+          <w:sz w:val="20"/>
+          <w:szCs w:val="20"/>
+        </w:rPr>
+      </w:pPr>
+      <w:r>
+        <w:rPr>
+          <w:rFonts w:ascii="Arial" w:hAnsi="Arial" w:cs="Arial"/>
+          <w:b/>
+          <w:bCs/>
+          <w:sz w:val="20"/>
+          <w:szCs w:val="20"/>
+        </w:rPr>
+        <w:t>Scope:</w:t>
+      </w:r>
+      <w:r>
+        <w:rPr>
+          <w:rFonts w:ascii="Arial" w:hAnsi="Arial" w:cs="Arial"/>
+          <w:sz w:val="20"/>
+          <w:szCs w:val="20"/>
+        </w:rPr>
+        <w:t xml:space="preserve"> Led a regional product management team of 6 PMs overseeing the High Tier Land Mobile Radio (LMR) portfolio for Latin America &amp; the Caribbean (LACR), managing a P&amp;L of approximately $200M to $250M annually. </w:t>
+      </w:r>
+    </w:p>
+    <w:p>
+      <w:pPr>
+        <w:rPr>
+          <w:rFonts w:ascii="Arial" w:hAnsi="Arial" w:cs="Arial"/>
+          <w:sz w:val="20"/>
+          <w:szCs w:val="20"/>
+        </w:rPr>
+      </w:pPr>
+      <w:r>
+        <w:rPr>
+          <w:rFonts w:ascii="Arial" w:hAnsi="Arial" w:cs="Arial"/>
+          <w:b/>
+          <w:bCs/>
+          <w:sz w:val="20"/>
+          <w:szCs w:val="20"/>
+        </w:rPr>
+        <w:t>Accomplishments:</w:t>
       </w:r>
     </w:p>
     <w:p>
@@ -804,33 +972,15 @@
           <w:sz w:val="20"/>
           <w:szCs w:val="20"/>
         </w:rPr>
-        <w:t>5G Core &amp; Heavy-MVNO Architecture:</w:t>
-      </w:r>
-      <w:r>
-        <w:rPr>
-          <w:rFonts w:ascii="Arial" w:hAnsi="Arial" w:cs="Arial"/>
-          <w:sz w:val="20"/>
-          <w:szCs w:val="20"/>
-        </w:rPr>
-        <w:t xml:space="preserve"> Directed the strategic evaluation and architectural planning for an independent 5G Core, negotiating with Tier-1 RAN providers (AT&amp;T, T-Mobile, Verizon) and technology vendors (Nokia, Ericsson, Microsoft/</w:t>
-      </w:r>
-      <w:proofErr w:type="spellStart"/>
-      <w:r>
-        <w:rPr>
-          <w:rFonts w:ascii="Arial" w:hAnsi="Arial" w:cs="Arial"/>
-          <w:sz w:val="20"/>
-          <w:szCs w:val="20"/>
-        </w:rPr>
-        <w:t>Metaswitch</w:t>
-      </w:r>
-      <w:proofErr w:type="spellEnd"/>
-      <w:r>
-        <w:rPr>
-          <w:rFonts w:ascii="Arial" w:hAnsi="Arial" w:cs="Arial"/>
-          <w:sz w:val="20"/>
-          <w:szCs w:val="20"/>
-        </w:rPr>
-        <w:t>) to design a seamless "network of networks" overlay.</w:t>
+        <w:t>P&amp;L Impact:</w:t>
+      </w:r>
+      <w:r>
+        <w:rPr>
+          <w:rFonts w:ascii="Arial" w:hAnsi="Arial" w:cs="Arial"/>
+          <w:sz w:val="20"/>
+          <w:szCs w:val="20"/>
+        </w:rPr>
+        <w:t xml:space="preserve"> Drove portfolio strategies that secured and maintained a 50% share of the total LACR division’s annual revenue.</w:t>
       </w:r>
     </w:p>
     <w:p>
@@ -853,52 +1003,65 @@
           <w:sz w:val="20"/>
           <w:szCs w:val="20"/>
         </w:rPr>
-        <w:t>B2B Enterprise Solutions (Clearway):</w:t>
-      </w:r>
-      <w:r>
-        <w:rPr>
-          <w:rFonts w:ascii="Arial" w:hAnsi="Arial" w:cs="Arial"/>
-          <w:sz w:val="20"/>
-          <w:szCs w:val="20"/>
-        </w:rPr>
-        <w:t xml:space="preserve"> Spearheaded TracFone's penetration into the SMB enterprise market by developing high-margin B2B solutions, including wireless failover services and IoT-driven independent living solutions (wearables, non-intrusive biometrics, GPS tracking) for the healthcare sector.</w:t>
-      </w:r>
-    </w:p>
-    <w:p>
-      <w:pPr>
-        <w:rPr>
-          <w:rFonts w:ascii="Arial" w:hAnsi="Arial" w:cs="Arial"/>
-          <w:sz w:val="20"/>
-          <w:szCs w:val="20"/>
-        </w:rPr>
-      </w:pPr>
-      <w:r>
-        <w:rPr>
-          <w:rFonts w:ascii="Arial" w:hAnsi="Arial" w:cs="Arial"/>
-          <w:b/>
-          <w:bCs/>
-          <w:sz w:val="20"/>
-          <w:szCs w:val="20"/>
-        </w:rPr>
-        <w:t>MOTOROLA SOLUTIONS</w:t>
-      </w:r>
-      <w:r>
-        <w:rPr>
-          <w:rFonts w:ascii="Arial" w:hAnsi="Arial" w:cs="Arial"/>
-          <w:sz w:val="20"/>
-          <w:szCs w:val="20"/>
-        </w:rPr>
-        <w:t xml:space="preserve"> | Plantation, FL &amp; Caracas, VE | </w:t>
-      </w:r>
-      <w:r>
-        <w:rPr>
-          <w:rFonts w:ascii="Arial" w:hAnsi="Arial" w:cs="Arial"/>
-          <w:b/>
-          <w:bCs/>
-          <w:sz w:val="20"/>
-          <w:szCs w:val="20"/>
-        </w:rPr>
-        <w:t>Apr 1997 – Nov 2018</w:t>
+        <w:t>Business Model Innovation:</w:t>
+      </w:r>
+      <w:r>
+        <w:rPr>
+          <w:rFonts w:ascii="Arial" w:hAnsi="Arial" w:cs="Arial"/>
+          <w:sz w:val="20"/>
+          <w:szCs w:val="20"/>
+        </w:rPr>
+        <w:t xml:space="preserve"> Pioneered a feature-licensing business model for software upgrades, decoupling hardware lifecycles from software monetization to create a recurring revenue stream.</w:t>
+      </w:r>
+    </w:p>
+    <w:p>
+      <w:pPr>
+        <w:numPr>
+          <w:ilvl w:val="0"/>
+          <w:numId w:val="4"/>
+        </w:numPr>
+        <w:rPr>
+          <w:rFonts w:ascii="Arial" w:hAnsi="Arial" w:cs="Arial"/>
+          <w:sz w:val="20"/>
+          <w:szCs w:val="20"/>
+        </w:rPr>
+      </w:pPr>
+      <w:r>
+        <w:rPr>
+          <w:rFonts w:ascii="Arial" w:hAnsi="Arial" w:cs="Arial"/>
+          <w:b/>
+          <w:bCs/>
+          <w:sz w:val="20"/>
+          <w:szCs w:val="20"/>
+        </w:rPr>
+        <w:t>Execution Excellence:</w:t>
+      </w:r>
+      <w:r>
+        <w:rPr>
+          <w:rFonts w:ascii="Arial" w:hAnsi="Arial" w:cs="Arial"/>
+          <w:sz w:val="20"/>
+          <w:szCs w:val="20"/>
+        </w:rPr>
+        <w:t xml:space="preserve"> Delivered 100% on-time and on-budget product rollouts for over 70 complex network migrations and 50+ new deployments across 18 countries.</w:t>
+      </w:r>
+    </w:p>
+    <w:p>
+      <w:pPr>
+        <w:rPr>
+          <w:rFonts w:ascii="Arial" w:hAnsi="Arial" w:cs="Arial"/>
+          <w:sz w:val="20"/>
+          <w:szCs w:val="20"/>
+        </w:rPr>
+      </w:pPr>
+      <w:r>
+        <w:rPr>
+          <w:rFonts w:ascii="Arial" w:hAnsi="Arial" w:cs="Arial"/>
+          <w:b/>
+          <w:bCs/>
+          <w:sz w:val="20"/>
+          <w:szCs w:val="20"/>
+        </w:rPr>
+        <w:t>Product Manager &amp; Regional Solution Specialist</w:t>
       </w:r>
       <w:r>
         <w:rPr>
@@ -916,44 +1079,7 @@
           <w:sz w:val="20"/>
           <w:szCs w:val="20"/>
         </w:rPr>
-        <w:t>Progressed through an expansive 21+ year tenure, culminating in global product operations and P&amp;L leadership for Mission Critical infrastructure.</w:t>
-      </w:r>
-    </w:p>
-    <w:p>
-      <w:pPr>
-        <w:rPr>
-          <w:rFonts w:ascii="Arial" w:hAnsi="Arial" w:cs="Arial"/>
-          <w:sz w:val="20"/>
-          <w:szCs w:val="20"/>
-        </w:rPr>
-      </w:pPr>
-      <w:r>
-        <w:rPr>
-          <w:rFonts w:ascii="Arial" w:hAnsi="Arial" w:cs="Arial"/>
-          <w:b/>
-          <w:bCs/>
-          <w:sz w:val="20"/>
-          <w:szCs w:val="20"/>
-        </w:rPr>
-        <w:t>Chief of Staff &amp; Head of Technical Learning (Global)</w:t>
-      </w:r>
-      <w:r>
-        <w:rPr>
-          <w:rFonts w:ascii="Arial" w:hAnsi="Arial" w:cs="Arial"/>
-          <w:sz w:val="20"/>
-          <w:szCs w:val="20"/>
-        </w:rPr>
-        <w:t xml:space="preserve"> </w:t>
-      </w:r>
-      <w:r>
-        <w:rPr>
-          <w:rFonts w:ascii="Arial" w:hAnsi="Arial" w:cs="Arial"/>
-          <w:i/>
-          <w:iCs/>
-          <w:sz w:val="20"/>
-          <w:szCs w:val="20"/>
-        </w:rPr>
-        <w:t>(2014 – 2018)</w:t>
+        <w:t>(1997 – 2008)</w:t>
       </w:r>
     </w:p>
     <w:p>
@@ -974,73 +1100,62 @@
           <w:sz w:val="20"/>
           <w:szCs w:val="20"/>
         </w:rPr>
-        <w:t xml:space="preserve">Served as the right-hand executive to the VP of R&amp;D for Mobile Devices. Orchestrated a massive global reorganization, unifying disparate technological silos (Astro/P25, Tetra, DMR) into a cohesive global </w:t>
-      </w:r>
-      <w:proofErr w:type="gramStart"/>
-      <w:r>
-        <w:rPr>
-          <w:rFonts w:ascii="Arial" w:hAnsi="Arial" w:cs="Arial"/>
-          <w:sz w:val="20"/>
-          <w:szCs w:val="20"/>
-        </w:rPr>
-        <w:t>devices</w:t>
-      </w:r>
-      <w:proofErr w:type="gramEnd"/>
-      <w:r>
-        <w:rPr>
-          <w:rFonts w:ascii="Arial" w:hAnsi="Arial" w:cs="Arial"/>
-          <w:sz w:val="20"/>
-          <w:szCs w:val="20"/>
-        </w:rPr>
-        <w:t xml:space="preserve"> portfolio.</w:t>
-      </w:r>
-    </w:p>
-    <w:p>
-      <w:pPr>
-        <w:numPr>
-          <w:ilvl w:val="0"/>
-          <w:numId w:val="5"/>
-        </w:numPr>
-        <w:rPr>
-          <w:rFonts w:ascii="Arial" w:hAnsi="Arial" w:cs="Arial"/>
-          <w:sz w:val="20"/>
-          <w:szCs w:val="20"/>
-        </w:rPr>
-      </w:pPr>
-      <w:r>
-        <w:rPr>
-          <w:rFonts w:ascii="Arial" w:hAnsi="Arial" w:cs="Arial"/>
-          <w:sz w:val="20"/>
-          <w:szCs w:val="20"/>
-        </w:rPr>
-        <w:t>Directed global technical learning and enablement for Product Managers and Engineers across EMEA, APAC, and LATAM.</w:t>
-      </w:r>
-    </w:p>
-    <w:p>
-      <w:pPr>
-        <w:rPr>
-          <w:rFonts w:ascii="Arial" w:hAnsi="Arial" w:cs="Arial"/>
-          <w:sz w:val="20"/>
-          <w:szCs w:val="20"/>
-        </w:rPr>
-      </w:pPr>
-      <w:r>
-        <w:rPr>
-          <w:rFonts w:ascii="Arial" w:hAnsi="Arial" w:cs="Arial"/>
-          <w:b/>
-          <w:bCs/>
-          <w:sz w:val="20"/>
-          <w:szCs w:val="20"/>
-        </w:rPr>
-        <w:t>Senior Manager, Mission Critical Networks – Product Management &amp; BD</w:t>
-      </w:r>
-      <w:r>
-        <w:rPr>
-          <w:rFonts w:ascii="Arial" w:hAnsi="Arial" w:cs="Arial"/>
-          <w:sz w:val="20"/>
-          <w:szCs w:val="20"/>
-        </w:rPr>
-        <w:t xml:space="preserve"> </w:t>
+        <w:lastRenderedPageBreak/>
+        <w:t>Transitioned from Pre-Sales Systems Engineering into Product Management, architecting multi-vendor wireless solutions (microwave, satellite, LMR) and securing multi-million-dollar contracts across enterprise, utility, and government sectors in LATAM.</w:t>
+      </w:r>
+    </w:p>
+    <w:p>
+      <w:pPr>
+        <w:rPr>
+          <w:rFonts w:ascii="Arial" w:hAnsi="Arial" w:cs="Arial"/>
+          <w:sz w:val="20"/>
+          <w:szCs w:val="20"/>
+        </w:rPr>
+      </w:pPr>
+      <w:r>
+        <w:rPr>
+          <w:rFonts w:ascii="Arial" w:hAnsi="Arial" w:cs="Arial"/>
+          <w:b/>
+          <w:bCs/>
+          <w:sz w:val="20"/>
+          <w:szCs w:val="20"/>
+        </w:rPr>
+        <w:t>EARLY CAREER &amp; ENGINEERING FOUNDATION</w:t>
+      </w:r>
+      <w:r>
+        <w:rPr>
+          <w:rFonts w:ascii="Arial" w:hAnsi="Arial" w:cs="Arial"/>
+          <w:sz w:val="20"/>
+          <w:szCs w:val="20"/>
+        </w:rPr>
+        <w:t xml:space="preserve"> | Venezuela | 1990 – 1997 </w:t>
+      </w:r>
+    </w:p>
+    <w:p>
+      <w:pPr>
+        <w:rPr>
+          <w:rFonts w:ascii="Arial" w:hAnsi="Arial" w:cs="Arial"/>
+          <w:sz w:val="20"/>
+          <w:szCs w:val="20"/>
+        </w:rPr>
+      </w:pPr>
+      <w:r>
+        <w:rPr>
+          <w:rFonts w:ascii="Arial" w:hAnsi="Arial" w:cs="Arial"/>
+          <w:b/>
+          <w:bCs/>
+          <w:sz w:val="20"/>
+          <w:szCs w:val="20"/>
+        </w:rPr>
+        <w:t>Engineering &amp; Operations Manager</w:t>
+      </w:r>
+      <w:r>
+        <w:rPr>
+          <w:rFonts w:ascii="Arial" w:hAnsi="Arial" w:cs="Arial"/>
+          <w:sz w:val="20"/>
+          <w:szCs w:val="20"/>
+        </w:rPr>
+        <w:t xml:space="preserve">, </w:t>
       </w:r>
       <w:r>
         <w:rPr>
@@ -1050,7 +1165,93 @@
           <w:sz w:val="20"/>
           <w:szCs w:val="20"/>
         </w:rPr>
-        <w:t>(2002 – 2014)</w:t>
+        <w:t>CNH Communications</w:t>
+      </w:r>
+      <w:r>
+        <w:rPr>
+          <w:rFonts w:ascii="Arial" w:hAnsi="Arial" w:cs="Arial"/>
+          <w:sz w:val="20"/>
+          <w:szCs w:val="20"/>
+        </w:rPr>
+        <w:t xml:space="preserve"> (Managed 10 engineers for national network planning). </w:t>
+      </w:r>
+    </w:p>
+    <w:p>
+      <w:pPr>
+        <w:rPr>
+          <w:rFonts w:ascii="Arial" w:hAnsi="Arial" w:cs="Arial"/>
+          <w:sz w:val="20"/>
+          <w:szCs w:val="20"/>
+        </w:rPr>
+      </w:pPr>
+      <w:r>
+        <w:rPr>
+          <w:rFonts w:ascii="Arial" w:hAnsi="Arial" w:cs="Arial"/>
+          <w:b/>
+          <w:bCs/>
+          <w:sz w:val="20"/>
+          <w:szCs w:val="20"/>
+        </w:rPr>
+        <w:t>Systems Engineer</w:t>
+      </w:r>
+      <w:r>
+        <w:rPr>
+          <w:rFonts w:ascii="Arial" w:hAnsi="Arial" w:cs="Arial"/>
+          <w:sz w:val="20"/>
+          <w:szCs w:val="20"/>
+        </w:rPr>
+        <w:t xml:space="preserve">, </w:t>
+      </w:r>
+      <w:r>
+        <w:rPr>
+          <w:rFonts w:ascii="Arial" w:hAnsi="Arial" w:cs="Arial"/>
+          <w:i/>
+          <w:iCs/>
+          <w:sz w:val="20"/>
+          <w:szCs w:val="20"/>
+        </w:rPr>
+        <w:t xml:space="preserve">Marcoms de Venezuela / </w:t>
+      </w:r>
+      <w:proofErr w:type="spellStart"/>
+      <w:r>
+        <w:rPr>
+          <w:rFonts w:ascii="Arial" w:hAnsi="Arial" w:cs="Arial"/>
+          <w:i/>
+          <w:iCs/>
+          <w:sz w:val="20"/>
+          <w:szCs w:val="20"/>
+        </w:rPr>
+        <w:t>Electrospace</w:t>
+      </w:r>
+      <w:proofErr w:type="spellEnd"/>
+      <w:r>
+        <w:rPr>
+          <w:rFonts w:ascii="Arial" w:hAnsi="Arial" w:cs="Arial"/>
+          <w:sz w:val="20"/>
+          <w:szCs w:val="20"/>
+        </w:rPr>
+        <w:t xml:space="preserve"> (RF coverage, microwave, and VSAT systems design).</w:t>
+      </w:r>
+    </w:p>
+    <w:p>
+      <w:pPr>
+        <w:rPr>
+          <w:rFonts w:ascii="Arial" w:hAnsi="Arial" w:cs="Arial"/>
+          <w:b/>
+          <w:bCs/>
+          <w:sz w:val="20"/>
+          <w:szCs w:val="20"/>
+        </w:rPr>
+      </w:pPr>
+      <w:r>
+        <w:rPr>
+          <w:rFonts w:ascii="Arial" w:hAnsi="Arial" w:cs="Arial"/>
+          <w:b/>
+          <w:bCs/>
+          <w:sz w:val="20"/>
+          <w:szCs w:val="20"/>
+        </w:rPr>
+        <w:t>EDUCATION</w:t>
       </w:r>
     </w:p>
     <w:p>
@@ -1063,25 +1264,100 @@
           <w:rFonts w:ascii="Arial" w:hAnsi="Arial" w:cs="Arial"/>
           <w:sz w:val="20"/>
           <w:szCs w:val="20"/>
-        </w:rPr>
-      </w:pPr>
-      <w:r>
-        <w:rPr>
-          <w:rFonts w:ascii="Arial" w:hAnsi="Arial" w:cs="Arial"/>
-          <w:b/>
-          <w:bCs/>
-          <w:sz w:val="20"/>
-          <w:szCs w:val="20"/>
-        </w:rPr>
-        <w:t>$200M+ P&amp;L Leadership:</w:t>
-      </w:r>
-      <w:r>
-        <w:rPr>
-          <w:rFonts w:ascii="Arial" w:hAnsi="Arial" w:cs="Arial"/>
-          <w:sz w:val="20"/>
-          <w:szCs w:val="20"/>
-        </w:rPr>
-        <w:t xml:space="preserve"> Managed a team of 6 Product Managers driving the strategic roadmap and business development for Mission Critical Networks across Latin America, representing ~50% of Motorola's regional revenue ($200M–$250M annually).</w:t>
+          <w:lang w:val="es-MX"/>
+        </w:rPr>
+      </w:pPr>
+      <w:r>
+        <w:rPr>
+          <w:rFonts w:ascii="Arial" w:hAnsi="Arial" w:cs="Arial"/>
+          <w:b/>
+          <w:bCs/>
+          <w:sz w:val="20"/>
+          <w:szCs w:val="20"/>
+          <w:lang w:val="es-MX"/>
+        </w:rPr>
+        <w:t>MBA (US-</w:t>
+      </w:r>
+      <w:proofErr w:type="spellStart"/>
+      <w:r>
+        <w:rPr>
+          <w:rFonts w:ascii="Arial" w:hAnsi="Arial" w:cs="Arial"/>
+          <w:b/>
+          <w:bCs/>
+          <w:sz w:val="20"/>
+          <w:szCs w:val="20"/>
+          <w:lang w:val="es-MX"/>
+        </w:rPr>
+        <w:t>Equivalent</w:t>
+      </w:r>
+      <w:proofErr w:type="spellEnd"/>
+      <w:r>
+        <w:rPr>
+          <w:rFonts w:ascii="Arial" w:hAnsi="Arial" w:cs="Arial"/>
+          <w:b/>
+          <w:bCs/>
+          <w:sz w:val="20"/>
+          <w:szCs w:val="20"/>
+          <w:lang w:val="es-MX"/>
+        </w:rPr>
+        <w:t>) - Especialización en Gerencia Empresarial</w:t>
+      </w:r>
+      <w:r>
+        <w:rPr>
+          <w:rFonts w:ascii="Arial" w:hAnsi="Arial" w:cs="Arial"/>
+          <w:sz w:val="20"/>
+          <w:szCs w:val="20"/>
+          <w:lang w:val="es-MX"/>
+        </w:rPr>
+        <w:t xml:space="preserve"> | Universidad Simón Bolívar, Venezuela | </w:t>
+      </w:r>
+      <w:proofErr w:type="spellStart"/>
+      <w:r>
+        <w:rPr>
+          <w:rFonts w:ascii="Arial" w:hAnsi="Arial" w:cs="Arial"/>
+          <w:i/>
+          <w:iCs/>
+          <w:sz w:val="20"/>
+          <w:szCs w:val="20"/>
+          <w:lang w:val="es-MX"/>
+        </w:rPr>
+        <w:t>Graduated</w:t>
+      </w:r>
+      <w:proofErr w:type="spellEnd"/>
+      <w:r>
+        <w:rPr>
+          <w:rFonts w:ascii="Arial" w:hAnsi="Arial" w:cs="Arial"/>
+          <w:i/>
+          <w:iCs/>
+          <w:sz w:val="20"/>
+          <w:szCs w:val="20"/>
+          <w:lang w:val="es-MX"/>
+        </w:rPr>
+        <w:t xml:space="preserve"> </w:t>
+      </w:r>
+      <w:proofErr w:type="spellStart"/>
+      <w:r>
+        <w:rPr>
+          <w:rFonts w:ascii="Arial" w:hAnsi="Arial" w:cs="Arial"/>
+          <w:i/>
+          <w:iCs/>
+          <w:sz w:val="20"/>
+          <w:szCs w:val="20"/>
+          <w:lang w:val="es-MX"/>
+        </w:rPr>
+        <w:t>with</w:t>
+      </w:r>
+      <w:proofErr w:type="spellEnd"/>
+      <w:r>
+        <w:rPr>
+          <w:rFonts w:ascii="Arial" w:hAnsi="Arial" w:cs="Arial"/>
+          <w:i/>
+          <w:iCs/>
+          <w:sz w:val="20"/>
+          <w:szCs w:val="20"/>
+          <w:lang w:val="es-MX"/>
+        </w:rPr>
+        <w:t xml:space="preserve"> Honors (4.9/5.0)</w:t>
       </w:r>
     </w:p>
     <w:p>
@@ -1099,37 +1375,20 @@
       <w:r>
         <w:rPr>
           <w:rFonts w:ascii="Arial" w:hAnsi="Arial" w:cs="Arial"/>
-          <w:sz w:val="20"/>
-          <w:szCs w:val="20"/>
-        </w:rPr>
-        <w:t>Led the product lifecycle for base stations, repeaters, core networking equipment, and encryption solutions for government, public safety, and enterprise critical infrastructure clients.</w:t>
-      </w:r>
-    </w:p>
-    <w:p>
-      <w:pPr>
-        <w:rPr>
-          <w:rFonts w:ascii="Arial" w:hAnsi="Arial" w:cs="Arial"/>
-          <w:sz w:val="20"/>
-          <w:szCs w:val="20"/>
-        </w:rPr>
-      </w:pPr>
-      <w:r>
-        <w:rPr>
-          <w:rFonts w:ascii="Arial" w:hAnsi="Arial" w:cs="Arial"/>
-          <w:b/>
-          <w:bCs/>
-          <w:sz w:val="20"/>
-          <w:szCs w:val="20"/>
-        </w:rPr>
-        <w:t>Senior Systems Engineer / Presales Engineering</w:t>
-      </w:r>
-      <w:r>
-        <w:rPr>
-          <w:rFonts w:ascii="Arial" w:hAnsi="Arial" w:cs="Arial"/>
-          <w:sz w:val="20"/>
-          <w:szCs w:val="20"/>
-        </w:rPr>
-        <w:t xml:space="preserve"> </w:t>
+          <w:b/>
+          <w:bCs/>
+          <w:sz w:val="20"/>
+          <w:szCs w:val="20"/>
+        </w:rPr>
+        <w:t>Master of Science (M.Sc.) in Electronics Engineering (Telecommunications)</w:t>
+      </w:r>
+      <w:r>
+        <w:rPr>
+          <w:rFonts w:ascii="Arial" w:hAnsi="Arial" w:cs="Arial"/>
+          <w:sz w:val="20"/>
+          <w:szCs w:val="20"/>
+        </w:rPr>
+        <w:t xml:space="preserve"> | Universidad Simón Bolívar, Venezuela | </w:t>
       </w:r>
       <w:r>
         <w:rPr>
@@ -1139,14 +1398,14 @@
           <w:sz w:val="20"/>
           <w:szCs w:val="20"/>
         </w:rPr>
-        <w:t>(1997 – 2002)</w:t>
+        <w:t>Graduated with Honors (Outstanding Thesis)</w:t>
       </w:r>
     </w:p>
     <w:p>
       <w:pPr>
         <w:numPr>
           <w:ilvl w:val="0"/>
-          <w:numId w:val="7"/>
+          <w:numId w:val="6"/>
         </w:numPr>
         <w:rPr>
           <w:rFonts w:ascii="Arial" w:hAnsi="Arial" w:cs="Arial"/>
@@ -1157,30 +1416,97 @@
       <w:r>
         <w:rPr>
           <w:rFonts w:ascii="Arial" w:hAnsi="Arial" w:cs="Arial"/>
-          <w:sz w:val="20"/>
-          <w:szCs w:val="20"/>
-        </w:rPr>
-        <w:t>Architected complex, end-to-end radiocommunications and microwave transport solutions. Delivered multi-vendor integrations, technical network designs, and executive-level proposals for regional Tier-1 infrastructure projects.</w:t>
-      </w:r>
-    </w:p>
-    <w:p>
-      <w:pPr>
-        <w:rPr>
-          <w:rFonts w:ascii="Arial" w:hAnsi="Arial" w:cs="Arial"/>
-          <w:sz w:val="20"/>
-          <w:szCs w:val="20"/>
-        </w:rPr>
-      </w:pPr>
-      <w:r>
-        <w:rPr>
-          <w:rFonts w:ascii="Arial" w:hAnsi="Arial" w:cs="Arial"/>
-          <w:b/>
-          <w:bCs/>
-          <w:sz w:val="20"/>
-          <w:szCs w:val="20"/>
-        </w:rPr>
-        <w:lastRenderedPageBreak/>
-        <w:t>EARLIER CAREER HIGHLIGHTS</w:t>
+          <w:b/>
+          <w:bCs/>
+          <w:sz w:val="20"/>
+          <w:szCs w:val="20"/>
+        </w:rPr>
+        <w:t>Bachelor of Science (B.S.) in Electronics Engineering</w:t>
+      </w:r>
+      <w:r>
+        <w:rPr>
+          <w:rFonts w:ascii="Arial" w:hAnsi="Arial" w:cs="Arial"/>
+          <w:sz w:val="20"/>
+          <w:szCs w:val="20"/>
+        </w:rPr>
+        <w:t xml:space="preserve"> | Universidad Simón Bolívar, Venezuela</w:t>
+      </w:r>
+    </w:p>
+    <w:p>
+      <w:pPr>
+        <w:rPr>
+          <w:rFonts w:ascii="Arial" w:hAnsi="Arial" w:cs="Arial"/>
+          <w:b/>
+          <w:bCs/>
+          <w:sz w:val="20"/>
+          <w:szCs w:val="20"/>
+        </w:rPr>
+      </w:pPr>
+      <w:r>
+        <w:rPr>
+          <w:rFonts w:ascii="Arial" w:hAnsi="Arial" w:cs="Arial"/>
+          <w:b/>
+          <w:bCs/>
+          <w:sz w:val="20"/>
+          <w:szCs w:val="20"/>
+        </w:rPr>
+        <w:t>CERTIFICATIONS &amp; STRATEGIC UPSKILLING</w:t>
+      </w:r>
+    </w:p>
+    <w:p>
+      <w:pPr>
+        <w:rPr>
+          <w:rFonts w:ascii="Arial" w:hAnsi="Arial" w:cs="Arial"/>
+          <w:b/>
+          <w:bCs/>
+          <w:sz w:val="20"/>
+          <w:szCs w:val="20"/>
+        </w:rPr>
+      </w:pPr>
+      <w:r>
+        <w:rPr>
+          <w:rFonts w:ascii="Arial" w:hAnsi="Arial" w:cs="Arial"/>
+          <w:b/>
+          <w:bCs/>
+          <w:sz w:val="20"/>
+          <w:szCs w:val="20"/>
+        </w:rPr>
+        <w:t>Product &amp; Commercial Excellence:</w:t>
+      </w:r>
+    </w:p>
+    <w:p>
+      <w:pPr>
+        <w:numPr>
+          <w:ilvl w:val="0"/>
+          <w:numId w:val="9"/>
+        </w:numPr>
+        <w:rPr>
+          <w:rFonts w:ascii="Arial" w:hAnsi="Arial" w:cs="Arial"/>
+          <w:sz w:val="20"/>
+          <w:szCs w:val="20"/>
+        </w:rPr>
+      </w:pPr>
+      <w:proofErr w:type="spellStart"/>
+      <w:r>
+        <w:rPr>
+          <w:rFonts w:ascii="Arial" w:hAnsi="Arial" w:cs="Arial"/>
+          <w:b/>
+          <w:bCs/>
+          <w:sz w:val="20"/>
+          <w:szCs w:val="20"/>
+        </w:rPr>
+        <w:t>MicroMasters</w:t>
+      </w:r>
+      <w:proofErr w:type="spellEnd"/>
+      <w:r>
+        <w:rPr>
+          <w:rFonts w:ascii="Arial" w:hAnsi="Arial" w:cs="Arial"/>
+          <w:b/>
+          <w:bCs/>
+          <w:sz w:val="20"/>
+          <w:szCs w:val="20"/>
+        </w:rPr>
+        <w:t xml:space="preserve"> in Digital Product Management |</w:t>
       </w:r>
       <w:r>
         <w:rPr>
@@ -1193,57 +1519,282 @@
       <w:r>
         <w:rPr>
           <w:rFonts w:ascii="Arial" w:hAnsi="Arial" w:cs="Arial"/>
-          <w:b/>
-          <w:bCs/>
-          <w:sz w:val="20"/>
-          <w:szCs w:val="20"/>
-        </w:rPr>
-        <w:t>CNH Communications:</w:t>
-      </w:r>
-      <w:r>
-        <w:rPr>
-          <w:rFonts w:ascii="Arial" w:hAnsi="Arial" w:cs="Arial"/>
-          <w:sz w:val="20"/>
-          <w:szCs w:val="20"/>
-        </w:rPr>
-        <w:t xml:space="preserve"> Engineering &amp; Network Operations Manager (Led a 10-person team designing nationwide B2B communication networks). </w:t>
-      </w:r>
-      <w:r>
-        <w:rPr>
-          <w:rFonts w:ascii="Arial" w:hAnsi="Arial" w:cs="Arial"/>
-          <w:b/>
-          <w:bCs/>
-          <w:sz w:val="20"/>
-          <w:szCs w:val="20"/>
-        </w:rPr>
-        <w:t>VTEL / Marcoms de Venezuela:</w:t>
-      </w:r>
-      <w:r>
-        <w:rPr>
-          <w:rFonts w:ascii="Arial" w:hAnsi="Arial" w:cs="Arial"/>
-          <w:sz w:val="20"/>
-          <w:szCs w:val="20"/>
-        </w:rPr>
-        <w:t xml:space="preserve"> Systems / Field Engineer (Microwave transport, RF propagation modeling).</w:t>
-      </w:r>
-    </w:p>
-    <w:p>
-      <w:pPr>
-        <w:rPr>
-          <w:rFonts w:ascii="Arial" w:hAnsi="Arial" w:cs="Arial"/>
-          <w:sz w:val="20"/>
-          <w:szCs w:val="20"/>
-        </w:rPr>
-      </w:pPr>
-      <w:r>
-        <w:rPr>
-          <w:rFonts w:ascii="Arial" w:hAnsi="Arial" w:cs="Arial"/>
-          <w:b/>
-          <w:bCs/>
-          <w:sz w:val="20"/>
-          <w:szCs w:val="20"/>
-        </w:rPr>
-        <w:t>EDUCATION</w:t>
+          <w:i/>
+          <w:iCs/>
+          <w:sz w:val="20"/>
+          <w:szCs w:val="20"/>
+        </w:rPr>
+        <w:t>Boston University &amp; edX</w:t>
+      </w:r>
+    </w:p>
+    <w:p>
+      <w:pPr>
+        <w:numPr>
+          <w:ilvl w:val="0"/>
+          <w:numId w:val="9"/>
+        </w:numPr>
+        <w:rPr>
+          <w:rFonts w:ascii="Arial" w:hAnsi="Arial" w:cs="Arial"/>
+          <w:sz w:val="20"/>
+          <w:szCs w:val="20"/>
+        </w:rPr>
+      </w:pPr>
+      <w:r>
+        <w:rPr>
+          <w:rFonts w:ascii="Arial" w:hAnsi="Arial" w:cs="Arial"/>
+          <w:b/>
+          <w:bCs/>
+          <w:sz w:val="20"/>
+          <w:szCs w:val="20"/>
+        </w:rPr>
+        <w:t xml:space="preserve">Pragmatic Institute Certified: </w:t>
+      </w:r>
+      <w:r>
+        <w:rPr>
+          <w:rFonts w:ascii="Arial" w:hAnsi="Arial" w:cs="Arial"/>
+          <w:i/>
+          <w:iCs/>
+          <w:sz w:val="20"/>
+          <w:szCs w:val="20"/>
+        </w:rPr>
+        <w:t>PMC Level VI, Certified Product Manager (CPM), Certified Product Marketer</w:t>
+      </w:r>
+    </w:p>
+    <w:p>
+      <w:pPr>
+        <w:numPr>
+          <w:ilvl w:val="0"/>
+          <w:numId w:val="9"/>
+        </w:numPr>
+        <w:rPr>
+          <w:rFonts w:ascii="Arial" w:hAnsi="Arial" w:cs="Arial"/>
+          <w:sz w:val="20"/>
+          <w:szCs w:val="20"/>
+        </w:rPr>
+      </w:pPr>
+      <w:r>
+        <w:rPr>
+          <w:rFonts w:ascii="Arial" w:hAnsi="Arial" w:cs="Arial"/>
+          <w:b/>
+          <w:bCs/>
+          <w:sz w:val="20"/>
+          <w:szCs w:val="20"/>
+        </w:rPr>
+        <w:t xml:space="preserve">Generative AI for Product Managers | </w:t>
+      </w:r>
+      <w:r>
+        <w:rPr>
+          <w:rFonts w:ascii="Arial" w:hAnsi="Arial" w:cs="Arial"/>
+          <w:i/>
+          <w:iCs/>
+          <w:sz w:val="20"/>
+          <w:szCs w:val="20"/>
+        </w:rPr>
+        <w:t>LinkedIn Learning (2024)</w:t>
+      </w:r>
+    </w:p>
+    <w:p>
+      <w:pPr>
+        <w:rPr>
+          <w:rFonts w:ascii="Arial" w:hAnsi="Arial" w:cs="Arial"/>
+          <w:b/>
+          <w:bCs/>
+          <w:sz w:val="20"/>
+          <w:szCs w:val="20"/>
+        </w:rPr>
+      </w:pPr>
+      <w:r>
+        <w:rPr>
+          <w:rFonts w:ascii="Arial" w:hAnsi="Arial" w:cs="Arial"/>
+          <w:b/>
+          <w:bCs/>
+          <w:sz w:val="20"/>
+          <w:szCs w:val="20"/>
+        </w:rPr>
+        <w:t>Cloud &amp; AI Infrastructure:</w:t>
+      </w:r>
+    </w:p>
+    <w:p>
+      <w:pPr>
+        <w:numPr>
+          <w:ilvl w:val="0"/>
+          <w:numId w:val="10"/>
+        </w:numPr>
+        <w:rPr>
+          <w:rFonts w:ascii="Arial" w:hAnsi="Arial" w:cs="Arial"/>
+          <w:b/>
+          <w:bCs/>
+          <w:sz w:val="20"/>
+          <w:szCs w:val="20"/>
+        </w:rPr>
+      </w:pPr>
+      <w:r>
+        <w:rPr>
+          <w:rFonts w:ascii="Arial" w:hAnsi="Arial" w:cs="Arial"/>
+          <w:b/>
+          <w:bCs/>
+          <w:sz w:val="20"/>
+          <w:szCs w:val="20"/>
+        </w:rPr>
+        <w:t xml:space="preserve">2026 Strategic Focus (In Progress): </w:t>
+      </w:r>
+      <w:r>
+        <w:rPr>
+          <w:rFonts w:ascii="Arial" w:hAnsi="Arial" w:cs="Arial"/>
+          <w:i/>
+          <w:iCs/>
+          <w:sz w:val="20"/>
+          <w:szCs w:val="20"/>
+        </w:rPr>
+        <w:t>NVIDIA AI Infrastructure &amp; Operations (</w:t>
+      </w:r>
+      <w:proofErr w:type="gramStart"/>
+      <w:r>
+        <w:rPr>
+          <w:rFonts w:ascii="Arial" w:hAnsi="Arial" w:cs="Arial"/>
+          <w:i/>
+          <w:iCs/>
+          <w:sz w:val="20"/>
+          <w:szCs w:val="20"/>
+        </w:rPr>
+        <w:t>Associate) —</w:t>
+      </w:r>
+      <w:proofErr w:type="gramEnd"/>
+      <w:r>
+        <w:rPr>
+          <w:rFonts w:ascii="Arial" w:hAnsi="Arial" w:cs="Arial"/>
+          <w:i/>
+          <w:iCs/>
+          <w:sz w:val="20"/>
+          <w:szCs w:val="20"/>
+        </w:rPr>
+        <w:t xml:space="preserve"> GPU cluster orchestration; AWS Certified AI Practitioner</w:t>
+      </w:r>
+    </w:p>
+    <w:p>
+      <w:pPr>
+        <w:numPr>
+          <w:ilvl w:val="0"/>
+          <w:numId w:val="10"/>
+        </w:numPr>
+        <w:rPr>
+          <w:rFonts w:ascii="Arial" w:hAnsi="Arial" w:cs="Arial"/>
+          <w:b/>
+          <w:bCs/>
+          <w:sz w:val="20"/>
+          <w:szCs w:val="20"/>
+        </w:rPr>
+      </w:pPr>
+      <w:r>
+        <w:rPr>
+          <w:rFonts w:ascii="Arial" w:hAnsi="Arial" w:cs="Arial"/>
+          <w:b/>
+          <w:bCs/>
+          <w:sz w:val="20"/>
+          <w:szCs w:val="20"/>
+        </w:rPr>
+        <w:t xml:space="preserve">AWS Certified Solutions Architect – Associate | </w:t>
+      </w:r>
+      <w:r>
+        <w:rPr>
+          <w:rFonts w:ascii="Arial" w:hAnsi="Arial" w:cs="Arial"/>
+          <w:i/>
+          <w:iCs/>
+          <w:sz w:val="20"/>
+          <w:szCs w:val="20"/>
+        </w:rPr>
+        <w:t>Amazon Web Services (2021; recertification in progress)</w:t>
+      </w:r>
+    </w:p>
+    <w:p>
+      <w:pPr>
+        <w:numPr>
+          <w:ilvl w:val="0"/>
+          <w:numId w:val="10"/>
+        </w:numPr>
+        <w:rPr>
+          <w:rFonts w:ascii="Arial" w:hAnsi="Arial" w:cs="Arial"/>
+          <w:b/>
+          <w:bCs/>
+          <w:sz w:val="20"/>
+          <w:szCs w:val="20"/>
+        </w:rPr>
+      </w:pPr>
+      <w:r>
+        <w:rPr>
+          <w:rFonts w:ascii="Arial" w:hAnsi="Arial" w:cs="Arial"/>
+          <w:b/>
+          <w:bCs/>
+          <w:sz w:val="20"/>
+          <w:szCs w:val="20"/>
+        </w:rPr>
+        <w:t xml:space="preserve">AWS Certified Cloud Practitioner | </w:t>
+      </w:r>
+      <w:r>
+        <w:rPr>
+          <w:rFonts w:ascii="Arial" w:hAnsi="Arial" w:cs="Arial"/>
+          <w:i/>
+          <w:iCs/>
+          <w:sz w:val="20"/>
+          <w:szCs w:val="20"/>
+        </w:rPr>
+        <w:t>Amazon Web Services (2020; recertification in progress)</w:t>
+      </w:r>
+    </w:p>
+    <w:p>
+      <w:pPr>
+        <w:numPr>
+          <w:ilvl w:val="0"/>
+          <w:numId w:val="10"/>
+        </w:numPr>
+        <w:rPr>
+          <w:rFonts w:ascii="Arial" w:hAnsi="Arial" w:cs="Arial"/>
+          <w:b/>
+          <w:bCs/>
+          <w:sz w:val="20"/>
+          <w:szCs w:val="20"/>
+        </w:rPr>
+      </w:pPr>
+      <w:r>
+        <w:rPr>
+          <w:rFonts w:ascii="Arial" w:hAnsi="Arial" w:cs="Arial"/>
+          <w:b/>
+          <w:bCs/>
+          <w:sz w:val="20"/>
+          <w:szCs w:val="20"/>
+        </w:rPr>
+        <w:t xml:space="preserve">Continuous Upskilling: </w:t>
+      </w:r>
+      <w:r>
+        <w:rPr>
+          <w:rFonts w:ascii="Arial" w:hAnsi="Arial" w:cs="Arial"/>
+          <w:i/>
+          <w:iCs/>
+          <w:sz w:val="20"/>
+          <w:szCs w:val="20"/>
+        </w:rPr>
+        <w:t>Cybersecurity Foundations, IoT Security, AI Infrastructure Concepts</w:t>
+      </w:r>
+    </w:p>
+    <w:p>
+      <w:pPr>
+        <w:rPr>
+          <w:rFonts w:ascii="Arial" w:hAnsi="Arial" w:cs="Arial"/>
+          <w:b/>
+          <w:bCs/>
+          <w:sz w:val="20"/>
+          <w:szCs w:val="20"/>
+        </w:rPr>
+      </w:pPr>
+      <w:r>
+        <w:rPr>
+          <w:rFonts w:ascii="Arial" w:hAnsi="Arial" w:cs="Arial"/>
+          <w:b/>
+          <w:bCs/>
+          <w:sz w:val="20"/>
+          <w:szCs w:val="20"/>
+        </w:rPr>
+        <w:t>SELECTED EXECUTIVE ENDORSEMENTS</w:t>
       </w:r>
     </w:p>
     <w:p>
@@ -1261,30 +1812,30 @@
       <w:r>
         <w:rPr>
           <w:rFonts w:ascii="Arial" w:hAnsi="Arial" w:cs="Arial"/>
-          <w:b/>
-          <w:bCs/>
-          <w:sz w:val="20"/>
-          <w:szCs w:val="20"/>
-        </w:rPr>
-        <w:t>Specialization in Business Administration (Equivalent to MBA)</w:t>
-      </w:r>
-      <w:r>
-        <w:rPr>
-          <w:rFonts w:ascii="Arial" w:hAnsi="Arial" w:cs="Arial"/>
-          <w:sz w:val="20"/>
-          <w:szCs w:val="20"/>
-        </w:rPr>
-        <w:t xml:space="preserve"> | Universidad Simón Bolívar </w:t>
-      </w:r>
-      <w:r>
-        <w:rPr>
-          <w:rFonts w:ascii="Arial" w:hAnsi="Arial" w:cs="Arial"/>
           <w:i/>
           <w:iCs/>
           <w:sz w:val="20"/>
           <w:szCs w:val="20"/>
         </w:rPr>
-        <w:t>(Graduated with Honors: 4.90/5.0)</w:t>
+        <w:t>"Ramon is the ideal candidate for a director position or above, in any company interested in expanding its global sales..."</w:t>
+      </w:r>
+      <w:r>
+        <w:rPr>
+          <w:rFonts w:ascii="Arial" w:hAnsi="Arial" w:cs="Arial"/>
+          <w:sz w:val="20"/>
+          <w:szCs w:val="20"/>
+        </w:rPr>
+        <w:t xml:space="preserve"> – </w:t>
+      </w:r>
+      <w:r>
+        <w:rPr>
+          <w:rFonts w:ascii="Arial" w:hAnsi="Arial" w:cs="Arial"/>
+          <w:b/>
+          <w:bCs/>
+          <w:sz w:val="20"/>
+          <w:szCs w:val="20"/>
+        </w:rPr>
+        <w:t>Alexander Serrano (Colleague/Stakeholder)</w:t>
       </w:r>
     </w:p>
     <w:p>
@@ -1302,30 +1853,30 @@
       <w:r>
         <w:rPr>
           <w:rFonts w:ascii="Arial" w:hAnsi="Arial" w:cs="Arial"/>
-          <w:b/>
-          <w:bCs/>
-          <w:sz w:val="20"/>
-          <w:szCs w:val="20"/>
-        </w:rPr>
-        <w:t>Master of Science (M.S.), Electrical and Electronics Engineering (Telecommunications)</w:t>
-      </w:r>
-      <w:r>
-        <w:rPr>
-          <w:rFonts w:ascii="Arial" w:hAnsi="Arial" w:cs="Arial"/>
-          <w:sz w:val="20"/>
-          <w:szCs w:val="20"/>
-        </w:rPr>
-        <w:t xml:space="preserve"> | Universidad Simón Bolívar </w:t>
-      </w:r>
-      <w:r>
-        <w:rPr>
-          <w:rFonts w:ascii="Arial" w:hAnsi="Arial" w:cs="Arial"/>
           <w:i/>
           <w:iCs/>
           <w:sz w:val="20"/>
           <w:szCs w:val="20"/>
         </w:rPr>
-        <w:t>(Graduated with Outstanding Mention)</w:t>
+        <w:t>"He managed the High Tier LMR Portfolio, responsible for 50% of the annual revenue of the LACR division of Motorola Solutions..."</w:t>
+      </w:r>
+      <w:r>
+        <w:rPr>
+          <w:rFonts w:ascii="Arial" w:hAnsi="Arial" w:cs="Arial"/>
+          <w:sz w:val="20"/>
+          <w:szCs w:val="20"/>
+        </w:rPr>
+        <w:t xml:space="preserve"> – </w:t>
+      </w:r>
+      <w:r>
+        <w:rPr>
+          <w:rFonts w:ascii="Arial" w:hAnsi="Arial" w:cs="Arial"/>
+          <w:b/>
+          <w:bCs/>
+          <w:sz w:val="20"/>
+          <w:szCs w:val="20"/>
+        </w:rPr>
+        <w:t>Ernesto Gonzalez (Direct Report, Motorola)</w:t>
       </w:r>
     </w:p>
     <w:p>
@@ -1343,168 +1894,31 @@
       <w:r>
         <w:rPr>
           <w:rFonts w:ascii="Arial" w:hAnsi="Arial" w:cs="Arial"/>
-          <w:b/>
-          <w:bCs/>
-          <w:sz w:val="20"/>
-          <w:szCs w:val="20"/>
-        </w:rPr>
-        <w:t>Bachelor of Science (B.S.), Electronics Engineering</w:t>
-      </w:r>
-      <w:r>
-        <w:rPr>
-          <w:rFonts w:ascii="Arial" w:hAnsi="Arial" w:cs="Arial"/>
-          <w:sz w:val="20"/>
-          <w:szCs w:val="20"/>
-        </w:rPr>
-        <w:t xml:space="preserve"> | Universidad Simón Bolívar</w:t>
-      </w:r>
-    </w:p>
-    <w:p>
-      <w:pPr>
-        <w:numPr>
-          <w:ilvl w:val="0"/>
-          <w:numId w:val="8"/>
-        </w:numPr>
-        <w:rPr>
-          <w:rFonts w:ascii="Arial" w:hAnsi="Arial" w:cs="Arial"/>
-          <w:sz w:val="20"/>
-          <w:szCs w:val="20"/>
-        </w:rPr>
-      </w:pPr>
-      <w:r>
-        <w:rPr>
-          <w:rFonts w:ascii="Arial" w:hAnsi="Arial" w:cs="Arial"/>
-          <w:b/>
-          <w:bCs/>
-          <w:sz w:val="20"/>
-          <w:szCs w:val="20"/>
-        </w:rPr>
-        <w:t>Master’s Certificate, Project Management</w:t>
-      </w:r>
-      <w:r>
-        <w:rPr>
-          <w:rFonts w:ascii="Arial" w:hAnsi="Arial" w:cs="Arial"/>
-          <w:sz w:val="20"/>
-          <w:szCs w:val="20"/>
-        </w:rPr>
-        <w:t xml:space="preserve"> | The George Washington University</w:t>
-      </w:r>
-    </w:p>
-    <w:p>
-      <w:pPr>
-        <w:rPr>
-          <w:rFonts w:ascii="Arial" w:hAnsi="Arial" w:cs="Arial"/>
-          <w:sz w:val="20"/>
-          <w:szCs w:val="20"/>
-        </w:rPr>
-      </w:pPr>
-      <w:r>
-        <w:rPr>
-          <w:rFonts w:ascii="Arial" w:hAnsi="Arial" w:cs="Arial"/>
-          <w:b/>
-          <w:bCs/>
-          <w:sz w:val="20"/>
-          <w:szCs w:val="20"/>
-        </w:rPr>
-        <w:t>CERTIFICATIONS &amp; STRATEGIC UPSKILLING</w:t>
-      </w:r>
-    </w:p>
-    <w:p>
-      <w:pPr>
-        <w:numPr>
-          <w:ilvl w:val="0"/>
-          <w:numId w:val="9"/>
-        </w:numPr>
-        <w:rPr>
-          <w:rFonts w:ascii="Arial" w:hAnsi="Arial" w:cs="Arial"/>
-          <w:sz w:val="20"/>
-          <w:szCs w:val="20"/>
-        </w:rPr>
-      </w:pPr>
-      <w:r>
-        <w:rPr>
-          <w:rFonts w:ascii="Arial" w:hAnsi="Arial" w:cs="Arial"/>
-          <w:b/>
-          <w:bCs/>
-          <w:sz w:val="20"/>
-          <w:szCs w:val="20"/>
-        </w:rPr>
-        <w:t>Product Excellence:</w:t>
-      </w:r>
-      <w:r>
-        <w:rPr>
-          <w:rFonts w:ascii="Arial" w:hAnsi="Arial" w:cs="Arial"/>
-          <w:sz w:val="20"/>
-          <w:szCs w:val="20"/>
-        </w:rPr>
-        <w:t xml:space="preserve"> Pragmatic Institute Certified (PMC Level VI, CPM, Product Marketer), </w:t>
-      </w:r>
-      <w:proofErr w:type="spellStart"/>
-      <w:r>
-        <w:rPr>
-          <w:rFonts w:ascii="Arial" w:hAnsi="Arial" w:cs="Arial"/>
-          <w:sz w:val="20"/>
-          <w:szCs w:val="20"/>
-        </w:rPr>
-        <w:t>MicroMasters</w:t>
-      </w:r>
-      <w:proofErr w:type="spellEnd"/>
-      <w:r>
-        <w:rPr>
-          <w:rFonts w:ascii="Arial" w:hAnsi="Arial" w:cs="Arial"/>
-          <w:sz w:val="20"/>
-          <w:szCs w:val="20"/>
-        </w:rPr>
-        <w:t xml:space="preserve"> in Digital Product Management (Boston University / edX)</w:t>
-      </w:r>
-      <w:r>
-        <w:rPr>
-          <w:rFonts w:ascii="Arial" w:hAnsi="Arial" w:cs="Arial"/>
-          <w:sz w:val="20"/>
-          <w:szCs w:val="20"/>
-        </w:rPr>
-        <w:t>.</w:t>
-      </w:r>
-    </w:p>
-    <w:p>
-      <w:pPr>
-        <w:numPr>
-          <w:ilvl w:val="0"/>
-          <w:numId w:val="9"/>
-        </w:numPr>
-        <w:rPr>
-          <w:rFonts w:ascii="Arial" w:hAnsi="Arial" w:cs="Arial"/>
-          <w:sz w:val="20"/>
-          <w:szCs w:val="20"/>
-        </w:rPr>
-      </w:pPr>
-      <w:r>
-        <w:rPr>
-          <w:rFonts w:ascii="Arial" w:hAnsi="Arial" w:cs="Arial"/>
-          <w:b/>
-          <w:bCs/>
-          <w:sz w:val="20"/>
-          <w:szCs w:val="20"/>
-        </w:rPr>
-        <w:t>Cloud, AI &amp; Tech:</w:t>
-      </w:r>
-      <w:r>
-        <w:rPr>
-          <w:rFonts w:ascii="Arial" w:hAnsi="Arial" w:cs="Arial"/>
-          <w:sz w:val="20"/>
-          <w:szCs w:val="20"/>
-        </w:rPr>
-        <w:t xml:space="preserve"> NVIDIA AI Infrastructure &amp; Operations (In Progress), AWS Certified Solutions Architect (Associate), AWS Certified Cloud Practitioner.</w:t>
-      </w:r>
-    </w:p>
-    <w:p>
-      <w:pPr>
-        <w:rPr>
-          <w:rFonts w:ascii="Arial" w:hAnsi="Arial" w:cs="Arial"/>
-          <w:sz w:val="20"/>
-          <w:szCs w:val="20"/>
-        </w:rPr>
-      </w:pPr>
+          <w:i/>
+          <w:iCs/>
+          <w:sz w:val="20"/>
+          <w:szCs w:val="20"/>
+        </w:rPr>
+        <w:t>"We focused on identifying new growth opportunities and creating new channels to more than double the company's total revenue in a five-year period."</w:t>
+      </w:r>
+      <w:r>
+        <w:rPr>
+          <w:rFonts w:ascii="Arial" w:hAnsi="Arial" w:cs="Arial"/>
+          <w:sz w:val="20"/>
+          <w:szCs w:val="20"/>
+        </w:rPr>
+        <w:t xml:space="preserve"> – </w:t>
+      </w:r>
+      <w:r>
+        <w:rPr>
+          <w:rFonts w:ascii="Arial" w:hAnsi="Arial" w:cs="Arial"/>
+          <w:b/>
+          <w:bCs/>
+          <w:sz w:val="20"/>
+          <w:szCs w:val="20"/>
+        </w:rPr>
+        <w:t>Tyler Crain (Colleague, TracFone)</w:t>
+      </w:r>
     </w:p>
     <w:sectPr>
       <w:pgSz w:w="12240" w:h="15840"/>
@@ -1519,9 +1933,9 @@
 <file path=word/numbering.xml><?xml version="1.0" encoding="utf-8"?>
 <w:numbering xmlns:wpc="http://schemas.microsoft.com/office/word/2010/wordprocessingCanvas" xmlns:cx="http://schemas.microsoft.com/office/drawing/2014/chartex" xmlns:cx1="http://schemas.microsoft.com/office/drawing/2015/9/8/chartex" xmlns:cx2="http://schemas.microsoft.com/office/drawing/2015/10/21/chartex" xmlns:cx3="http://schemas.microsoft.com/office/drawing/2016/5/9/chartex" xmlns:cx4="http://schemas.microsoft.com/office/drawing/2016/5/10/chartex" xmlns:cx5="http://schemas.microsoft.com/office/drawing/2016/5/11/chartex" xmlns:cx6="http://schemas.microsoft.com/office/drawing/2016/5/12/chartex" xmlns:cx7="http://schemas.microsoft.com/office/drawing/2016/5/13/chartex" xmlns:cx8="http://schemas.microsoft.com/office/drawing/2016/5/14/chartex" xmlns:mc="http://schemas.openxmlformats.org/markup-compatibility/2006" xmlns:aink="http://schemas.microsoft.com/office/drawing/2016/ink" xmlns:am3d="http://schemas.microsoft.com/office/drawing/2017/model3d" xmlns:o="urn:schemas-microsoft-com:office:office" xmlns:oel="http://schemas.microsoft.com/office/2019/extlst" xmlns:r="http://schemas.openxmlformats.org/officeDocument/2006/relationships" xmlns:m="http://schemas.openxmlformats.org/officeDocument/2006/math" xmlns:v="urn:schemas-microsoft-com:vml" xmlns:wp14="http://schemas.microsoft.com/office/word/2010/wordprocessingDrawing" xmlns:wp="http://schemas.openxmlformats.org/drawingml/2006/wordprocessingDrawing" xmlns:w10="urn:schemas-microsoft-com:office:word" xmlns:w="http://schemas.openxmlformats.org/wordprocessingml/2006/main" xmlns:w14="http://schemas.microsoft.com/office/word/2010/wordml" xmlns:w15="http://schemas.microsoft.com/office/word/2012/wordml" xmlns:w16cex="http://schemas.microsoft.com/office/word/2018/wordml/cex" xmlns:w16cid="http://schemas.microsoft.com/office/word/2016/wordml/cid" xmlns:w16="http://schemas.microsoft.com/office/word/2018/wordml" xmlns:w16du="http://schemas.microsoft.com/office/word/2023/wordml/word16du" xmlns:w16sdtdh="http://schemas.microsoft.com/office/word/2020/wordml/sdtdatahash" xmlns:w16sdtfl="http://schemas.microsoft.com/office/word/2024/wordml/sdtformatlock" xmlns:w16se="http://schemas.microsoft.com/office/word/2015/wordml/symex" xmlns:wpg="http://schemas.microsoft.com/office/word/2010/wordprocessingGroup" xmlns:wpi="http://schemas.microsoft.com/office/word/2010/wordprocessingInk" xmlns:wne="http://schemas.microsoft.com/office/word/2006/wordml" xmlns:wps="http://schemas.microsoft.com/office/word/2010/wordprocessingShape" mc:Ignorable="w14 w15 w16se w16cid w16 w16cex w16sdtdh w16sdtfl w16du wp14">
   <w:abstractNum w:abstractNumId="0" w15:restartNumberingAfterBreak="0">
-    <w:nsid w:val="03003602"/>
+    <w:nsid w:val="01BC3AAB"/>
     <w:multiLevelType w:val="multilevel"/>
-    <w:tmpl w:val="52B43918"/>
+    <w:tmpl w:val="FB7C8754"/>
     <w:lvl w:ilvl="0">
       <w:start w:val="1"/>
       <w:numFmt w:val="bullet"/>
@@ -1668,9 +2082,9 @@
     </w:lvl>
   </w:abstractNum>
   <w:abstractNum w:abstractNumId="1" w15:restartNumberingAfterBreak="0">
-    <w:nsid w:val="0BD46995"/>
+    <w:nsid w:val="20076A15"/>
     <w:multiLevelType w:val="multilevel"/>
-    <w:tmpl w:val="6F7C6B82"/>
+    <w:tmpl w:val="DD465866"/>
     <w:lvl w:ilvl="0">
       <w:start w:val="1"/>
       <w:numFmt w:val="bullet"/>
@@ -1817,9 +2231,9 @@
     </w:lvl>
   </w:abstractNum>
   <w:abstractNum w:abstractNumId="2" w15:restartNumberingAfterBreak="0">
-    <w:nsid w:val="29D5077C"/>
+    <w:nsid w:val="202557A8"/>
     <w:multiLevelType w:val="multilevel"/>
-    <w:tmpl w:val="C3C03DDA"/>
+    <w:tmpl w:val="1B946FB2"/>
     <w:lvl w:ilvl="0">
       <w:start w:val="1"/>
       <w:numFmt w:val="bullet"/>
@@ -1966,9 +2380,9 @@
     </w:lvl>
   </w:abstractNum>
   <w:abstractNum w:abstractNumId="3" w15:restartNumberingAfterBreak="0">
-    <w:nsid w:val="300A2B82"/>
+    <w:nsid w:val="26EE2FFA"/>
     <w:multiLevelType w:val="multilevel"/>
-    <w:tmpl w:val="C562CF60"/>
+    <w:tmpl w:val="AC4C5E0C"/>
     <w:lvl w:ilvl="0">
       <w:start w:val="1"/>
       <w:numFmt w:val="bullet"/>
@@ -2115,9 +2529,9 @@
     </w:lvl>
   </w:abstractNum>
   <w:abstractNum w:abstractNumId="4" w15:restartNumberingAfterBreak="0">
-    <w:nsid w:val="3B1720AF"/>
+    <w:nsid w:val="3CB05AA7"/>
     <w:multiLevelType w:val="multilevel"/>
-    <w:tmpl w:val="39C81262"/>
+    <w:tmpl w:val="FE3CE35E"/>
     <w:lvl w:ilvl="0">
       <w:start w:val="1"/>
       <w:numFmt w:val="bullet"/>
@@ -2264,9 +2678,9 @@
     </w:lvl>
   </w:abstractNum>
   <w:abstractNum w:abstractNumId="5" w15:restartNumberingAfterBreak="0">
-    <w:nsid w:val="3E9B7C29"/>
+    <w:nsid w:val="3E835F8D"/>
     <w:multiLevelType w:val="multilevel"/>
-    <w:tmpl w:val="F4CCD304"/>
+    <w:tmpl w:val="B84A5C6A"/>
     <w:lvl w:ilvl="0">
       <w:start w:val="1"/>
       <w:numFmt w:val="bullet"/>
@@ -2413,9 +2827,9 @@
     </w:lvl>
   </w:abstractNum>
   <w:abstractNum w:abstractNumId="6" w15:restartNumberingAfterBreak="0">
-    <w:nsid w:val="687774CD"/>
+    <w:nsid w:val="41094394"/>
     <w:multiLevelType w:val="multilevel"/>
-    <w:tmpl w:val="38769292"/>
+    <w:tmpl w:val="68ACE3F2"/>
     <w:lvl w:ilvl="0">
       <w:start w:val="1"/>
       <w:numFmt w:val="bullet"/>
@@ -2562,9 +2976,9 @@
     </w:lvl>
   </w:abstractNum>
   <w:abstractNum w:abstractNumId="7" w15:restartNumberingAfterBreak="0">
-    <w:nsid w:val="6C4C712B"/>
+    <w:nsid w:val="4FA37925"/>
     <w:multiLevelType w:val="multilevel"/>
-    <w:tmpl w:val="AE464458"/>
+    <w:tmpl w:val="AC20C95A"/>
     <w:lvl w:ilvl="0">
       <w:start w:val="1"/>
       <w:numFmt w:val="bullet"/>
@@ -2711,9 +3125,9 @@
     </w:lvl>
   </w:abstractNum>
   <w:abstractNum w:abstractNumId="8" w15:restartNumberingAfterBreak="0">
-    <w:nsid w:val="6D1C07ED"/>
+    <w:nsid w:val="518530FA"/>
     <w:multiLevelType w:val="multilevel"/>
-    <w:tmpl w:val="5CB034D4"/>
+    <w:tmpl w:val="631CBA54"/>
     <w:lvl w:ilvl="0">
       <w:start w:val="1"/>
       <w:numFmt w:val="bullet"/>
@@ -2859,32 +3273,184 @@
       </w:rPr>
     </w:lvl>
   </w:abstractNum>
-  <w:num w:numId="1" w16cid:durableId="730081665">
-    <w:abstractNumId w:val="2"/>
+  <w:abstractNum w:abstractNumId="9" w15:restartNumberingAfterBreak="0">
+    <w:nsid w:val="54447C43"/>
+    <w:multiLevelType w:val="multilevel"/>
+    <w:tmpl w:val="D64CB968"/>
+    <w:lvl w:ilvl="0">
+      <w:start w:val="1"/>
+      <w:numFmt w:val="bullet"/>
+      <w:lvlText w:val=""/>
+      <w:lvlJc w:val="left"/>
+      <w:pPr>
+        <w:tabs>
+          <w:tab w:val="num" w:pos="720"/>
+        </w:tabs>
+        <w:ind w:left="720" w:hanging="360"/>
+      </w:pPr>
+      <w:rPr>
+        <w:rFonts w:ascii="Symbol" w:hAnsi="Symbol" w:hint="default"/>
+        <w:sz w:val="20"/>
+      </w:rPr>
+    </w:lvl>
+    <w:lvl w:ilvl="1" w:tentative="1">
+      <w:start w:val="1"/>
+      <w:numFmt w:val="bullet"/>
+      <w:lvlText w:val="o"/>
+      <w:lvlJc w:val="left"/>
+      <w:pPr>
+        <w:tabs>
+          <w:tab w:val="num" w:pos="1440"/>
+        </w:tabs>
+        <w:ind w:left="1440" w:hanging="360"/>
+      </w:pPr>
+      <w:rPr>
+        <w:rFonts w:ascii="Courier New" w:hAnsi="Courier New" w:hint="default"/>
+        <w:sz w:val="20"/>
+      </w:rPr>
+    </w:lvl>
+    <w:lvl w:ilvl="2" w:tentative="1">
+      <w:start w:val="1"/>
+      <w:numFmt w:val="bullet"/>
+      <w:lvlText w:val=""/>
+      <w:lvlJc w:val="left"/>
+      <w:pPr>
+        <w:tabs>
+          <w:tab w:val="num" w:pos="2160"/>
+        </w:tabs>
+        <w:ind w:left="2160" w:hanging="360"/>
+      </w:pPr>
+      <w:rPr>
+        <w:rFonts w:ascii="Wingdings" w:hAnsi="Wingdings" w:hint="default"/>
+        <w:sz w:val="20"/>
+      </w:rPr>
+    </w:lvl>
+    <w:lvl w:ilvl="3" w:tentative="1">
+      <w:start w:val="1"/>
+      <w:numFmt w:val="bullet"/>
+      <w:lvlText w:val=""/>
+      <w:lvlJc w:val="left"/>
+      <w:pPr>
+        <w:tabs>
+          <w:tab w:val="num" w:pos="2880"/>
+        </w:tabs>
+        <w:ind w:left="2880" w:hanging="360"/>
+      </w:pPr>
+      <w:rPr>
+        <w:rFonts w:ascii="Wingdings" w:hAnsi="Wingdings" w:hint="default"/>
+        <w:sz w:val="20"/>
+      </w:rPr>
+    </w:lvl>
+    <w:lvl w:ilvl="4" w:tentative="1">
+      <w:start w:val="1"/>
+      <w:numFmt w:val="bullet"/>
+      <w:lvlText w:val=""/>
+      <w:lvlJc w:val="left"/>
+      <w:pPr>
+        <w:tabs>
+          <w:tab w:val="num" w:pos="3600"/>
+        </w:tabs>
+        <w:ind w:left="3600" w:hanging="360"/>
+      </w:pPr>
+      <w:rPr>
+        <w:rFonts w:ascii="Wingdings" w:hAnsi="Wingdings" w:hint="default"/>
+        <w:sz w:val="20"/>
+      </w:rPr>
+    </w:lvl>
+    <w:lvl w:ilvl="5" w:tentative="1">
+      <w:start w:val="1"/>
+      <w:numFmt w:val="bullet"/>
+      <w:lvlText w:val=""/>
+      <w:lvlJc w:val="left"/>
+      <w:pPr>
+        <w:tabs>
+          <w:tab w:val="num" w:pos="4320"/>
+        </w:tabs>
+        <w:ind w:left="4320" w:hanging="360"/>
+      </w:pPr>
+      <w:rPr>
+        <w:rFonts w:ascii="Wingdings" w:hAnsi="Wingdings" w:hint="default"/>
+        <w:sz w:val="20"/>
+      </w:rPr>
+    </w:lvl>
+    <w:lvl w:ilvl="6" w:tentative="1">
+      <w:start w:val="1"/>
+      <w:numFmt w:val="bullet"/>
+      <w:lvlText w:val=""/>
+      <w:lvlJc w:val="left"/>
+      <w:pPr>
+        <w:tabs>
+          <w:tab w:val="num" w:pos="5040"/>
+        </w:tabs>
+        <w:ind w:left="5040" w:hanging="360"/>
+      </w:pPr>
+      <w:rPr>
+        <w:rFonts w:ascii="Wingdings" w:hAnsi="Wingdings" w:hint="default"/>
+        <w:sz w:val="20"/>
+      </w:rPr>
+    </w:lvl>
+    <w:lvl w:ilvl="7" w:tentative="1">
+      <w:start w:val="1"/>
+      <w:numFmt w:val="bullet"/>
+      <w:lvlText w:val=""/>
+      <w:lvlJc w:val="left"/>
+      <w:pPr>
+        <w:tabs>
+          <w:tab w:val="num" w:pos="5760"/>
+        </w:tabs>
+        <w:ind w:left="5760" w:hanging="360"/>
+      </w:pPr>
+      <w:rPr>
+        <w:rFonts w:ascii="Wingdings" w:hAnsi="Wingdings" w:hint="default"/>
+        <w:sz w:val="20"/>
+      </w:rPr>
+    </w:lvl>
+    <w:lvl w:ilvl="8" w:tentative="1">
+      <w:start w:val="1"/>
+      <w:numFmt w:val="bullet"/>
+      <w:lvlText w:val=""/>
+      <w:lvlJc w:val="left"/>
+      <w:pPr>
+        <w:tabs>
+          <w:tab w:val="num" w:pos="6480"/>
+        </w:tabs>
+        <w:ind w:left="6480" w:hanging="360"/>
+      </w:pPr>
+      <w:rPr>
+        <w:rFonts w:ascii="Wingdings" w:hAnsi="Wingdings" w:hint="default"/>
+        <w:sz w:val="20"/>
+      </w:rPr>
+    </w:lvl>
+  </w:abstractNum>
+  <w:num w:numId="1" w16cid:durableId="1897087318">
+    <w:abstractNumId w:val="8"/>
   </w:num>
-  <w:num w:numId="2" w16cid:durableId="884029819">
+  <w:num w:numId="2" w16cid:durableId="1003044549">
+    <w:abstractNumId w:val="6"/>
+  </w:num>
+  <w:num w:numId="3" w16cid:durableId="336077650">
     <w:abstractNumId w:val="7"/>
   </w:num>
-  <w:num w:numId="3" w16cid:durableId="1008219747">
-    <w:abstractNumId w:val="6"/>
-  </w:num>
-  <w:num w:numId="4" w16cid:durableId="1888640922">
+  <w:num w:numId="4" w16cid:durableId="1536842807">
     <w:abstractNumId w:val="5"/>
   </w:num>
-  <w:num w:numId="5" w16cid:durableId="207686070">
-    <w:abstractNumId w:val="8"/>
+  <w:num w:numId="5" w16cid:durableId="224996748">
+    <w:abstractNumId w:val="0"/>
   </w:num>
-  <w:num w:numId="6" w16cid:durableId="1100643893">
+  <w:num w:numId="6" w16cid:durableId="1270430434">
+    <w:abstractNumId w:val="1"/>
+  </w:num>
+  <w:num w:numId="7" w16cid:durableId="90392936">
     <w:abstractNumId w:val="4"/>
   </w:num>
-  <w:num w:numId="7" w16cid:durableId="1432431859">
-    <w:abstractNumId w:val="0"/>
+  <w:num w:numId="8" w16cid:durableId="1116410496">
+    <w:abstractNumId w:val="9"/>
   </w:num>
-  <w:num w:numId="8" w16cid:durableId="494496318">
+  <w:num w:numId="9" w16cid:durableId="696321638">
     <w:abstractNumId w:val="3"/>
   </w:num>
-  <w:num w:numId="9" w16cid:durableId="1797064382">
-    <w:abstractNumId w:val="1"/>
+  <w:num w:numId="10" w16cid:durableId="1215310825">
+    <w:abstractNumId w:val="2"/>
   </w:num>
 </w:numbering>
 </file>
@@ -3493,6 +4059,7 @@
   <w:style w:type="character" w:default="1" w:styleId="DefaultParagraphFont">
     <w:name w:val="Default Paragraph Font"/>
     <w:uiPriority w:val="1"/>
+    <w:semiHidden/>
     <w:unhideWhenUsed/>
   </w:style>
   <w:style w:type="table" w:default="1" w:styleId="TableNormal">
@@ -3811,7 +4378,7 @@
     <w:basedOn w:val="DefaultParagraphFont"/>
     <w:uiPriority w:val="99"/>
     <w:unhideWhenUsed/>
-    <w:rsid w:val="00077D03"/>
+    <w:rsid w:val="00EE7497"/>
     <w:rPr>
       <w:color w:val="467886" w:themeColor="hyperlink"/>
       <w:u w:val="single"/>
@@ -3823,7 +4390,7 @@
     <w:uiPriority w:val="99"/>
     <w:semiHidden/>
     <w:unhideWhenUsed/>
-    <w:rsid w:val="00077D03"/>
+    <w:rsid w:val="00EE7497"/>
     <w:rPr>
       <w:color w:val="605E5C"/>
       <w:shd w:val="clear" w:color="auto" w:fill="E1DFDD"/>
